--- a/docs/recette/guides-utilisateurs/Guide-de-test-Agent-Controle-documentaire.docx
+++ b/docs/recette/guides-utilisateurs/Guide-de-test-Agent-Controle-documentaire.docx
@@ -57,7 +57,7 @@
           <w:sz w:val="22"/>
           <w:szCs w:val="22"/>
         </w:rPr>
-        <w:t xml:space="preserve">Version 1.0 — 28/09/2026</w:t>
+        <w:t xml:space="preserve">Version 1.1 — 28/09/2026</w:t>
       </w:r>
     </w:p>
     <w:tbl>
@@ -147,7 +147,7 @@
         <w:spacing w:after="120"/>
       </w:pPr>
       <w:r>
-        <w:t xml:space="preserve">Vous vérifiez que les documents des dossiers sont complets et lisibles.</w:t>
+        <w:t xml:space="preserve">Vous intervenez en dernier : une fois le dossier payé (ou réglé), vous déposez les documents de sortie et vous clôturez le dossier.</w:t>
       </w:r>
     </w:p>
     <w:p>
@@ -171,7 +171,7 @@
           <w:b/>
           <w:bCs/>
         </w:rPr>
-        <w:t xml:space="preserve">Durée estimée : environ 60 minutes, en 6 parties.</w:t>
+        <w:t xml:space="preserve">Durée estimée : environ 45 minutes, en 5 parties.</w:t>
       </w:r>
     </w:p>
     <w:p>
@@ -2472,7 +2472,7 @@
         <w:pStyle w:val="Heading1"/>
       </w:pPr>
       <w:r>
-        <w:t xml:space="preserve">Partie 3 — Traiter un dossier dans la file « Contrôle Doc Import »</w:t>
+        <w:t xml:space="preserve">Partie 3 — Clôturer un dossier Import</w:t>
       </w:r>
     </w:p>
     <w:p>
@@ -2488,7 +2488,7 @@
           <w:i/>
           <w:iCs/>
         </w:rPr>
-        <w:t xml:space="preserve">Un client a déposé une demande. Vous allez la prendre en charge, la vérifier et la faire avancer à l'étape suivante.</w:t>
+        <w:t xml:space="preserve">Le client a payé : vous remettez les documents qui lui permettent de sortir sa marchandise.</w:t>
       </w:r>
     </w:p>
     <w:tbl>
@@ -2722,7 +2722,7 @@
                 <w:sz w:val="20"/>
                 <w:szCs w:val="20"/>
               </w:rPr>
-              <w:t xml:space="preserve">Dans le menu, ouvrez « Gestion des Dossiers », puis « Contrôle Doc Import ».</w:t>
+              <w:t xml:space="preserve">Dans « Gestion des Dossiers », ouvrez « Contrôle Doc Import ».</w:t>
             </w:r>
           </w:p>
         </w:tc>
@@ -2750,7 +2750,7 @@
                 <w:sz w:val="20"/>
                 <w:szCs w:val="20"/>
               </w:rPr>
-              <w:t xml:space="preserve">La liste des dossiers qui attendent votre étape s'affiche.</w:t>
+              <w:t xml:space="preserve">La liste des dossiers prêts pour la sortie s'affiche.</w:t>
             </w:r>
           </w:p>
         </w:tc>
@@ -2890,7 +2890,7 @@
                 <w:sz w:val="20"/>
                 <w:szCs w:val="20"/>
               </w:rPr>
-              <w:t xml:space="preserve">Choisissez le dossier indiqué par l'équipe projet et cliquez sur « Prendre en charge ».</w:t>
+              <w:t xml:space="preserve">Sur le dossier indiqué par l'équipe projet, ouvrez les pièces avec « 👁 Ouvrir ».</w:t>
             </w:r>
           </w:p>
         </w:tc>
@@ -2918,7 +2918,7 @@
                 <w:sz w:val="20"/>
                 <w:szCs w:val="20"/>
               </w:rPr>
-              <w:t xml:space="preserve">Le dossier est à votre nom. Le délai de traitement commence.</w:t>
+              <w:t xml:space="preserve">Les documents s'affichent dans YABA.</w:t>
             </w:r>
           </w:p>
         </w:tc>
@@ -3058,7 +3058,7 @@
                 <w:sz w:val="20"/>
                 <w:szCs w:val="20"/>
               </w:rPr>
-              <w:t xml:space="preserve">Ouvrez les pièces jointes avec « 👁 Ouvrir ». Fermez l'aperçu avec la touche Échap.</w:t>
+              <w:t xml:space="preserve">Dans la colonne « Dépôt BS / BADT &amp; Clôture », ajoutez les documents de sortie (BS, BADT) fournis par l'équipe projet et validez.</w:t>
             </w:r>
           </w:p>
         </w:tc>
@@ -3086,7 +3086,7 @@
                 <w:sz w:val="20"/>
                 <w:szCs w:val="20"/>
               </w:rPr>
-              <w:t xml:space="preserve">Chaque document s'affiche dans YABA, sans avoir besoin de le télécharger.</w:t>
+              <w:t xml:space="preserve">Le message « Pièce de contrôle déposée avec succès — Ticket clôturé » s'affiche. Le dossier quitte la liste.</w:t>
             </w:r>
           </w:p>
         </w:tc>
@@ -3226,7 +3226,7 @@
                 <w:sz w:val="20"/>
                 <w:szCs w:val="20"/>
               </w:rPr>
-              <w:t xml:space="preserve">Cliquez sur « ✅ Valider ».</w:t>
+              <w:t xml:space="preserve">Demandez à l'équipe projet de regarder le dossier côté client.</w:t>
             </w:r>
           </w:p>
         </w:tc>
@@ -3254,7 +3254,7 @@
                 <w:sz w:val="20"/>
                 <w:szCs w:val="20"/>
               </w:rPr>
-              <w:t xml:space="preserve">Le dossier quitte votre liste et passe à l'étape « Facturation ».</w:t>
+              <w:t xml:space="preserve">Le dossier est « Clôturé », le client a été prévenu et voit les documents de sortie.</w:t>
             </w:r>
           </w:p>
         </w:tc>
@@ -3351,7 +3351,7 @@
         <w:pStyle w:val="Heading1"/>
       </w:pPr>
       <w:r>
-        <w:t xml:space="preserve">Partie 4 — Refuser une demande non conforme</w:t>
+        <w:t xml:space="preserve">Partie 4 — Clôturer un dossier Export</w:t>
       </w:r>
     </w:p>
     <w:p>
@@ -3367,7 +3367,7 @@
           <w:i/>
           <w:iCs/>
         </w:rPr>
-        <w:t xml:space="preserve">Une demande ne respecte pas les règles. Vous allez la refuser en expliquant pourquoi.</w:t>
+        <w:t xml:space="preserve">Même travail pour une exportation : vous remettez le bordereau d'enlèvement (BEE).</w:t>
       </w:r>
     </w:p>
     <w:tbl>
@@ -3601,7 +3601,7 @@
                 <w:sz w:val="20"/>
                 <w:szCs w:val="20"/>
               </w:rPr>
-              <w:t xml:space="preserve">Dans « Contrôle Doc Import », prenez en charge le dossier « à refuser » indiqué par l'équipe projet.</w:t>
+              <w:t xml:space="preserve">Ouvrez « Contrôle Doc Export (BEE) ».</w:t>
             </w:r>
           </w:p>
         </w:tc>
@@ -3629,7 +3629,7 @@
                 <w:sz w:val="20"/>
                 <w:szCs w:val="20"/>
               </w:rPr>
-              <w:t xml:space="preserve">Le dossier est à votre nom.</w:t>
+              <w:t xml:space="preserve">La liste des dossiers Export prêts s'affiche.</w:t>
             </w:r>
           </w:p>
         </w:tc>
@@ -3769,7 +3769,7 @@
                 <w:sz w:val="20"/>
                 <w:szCs w:val="20"/>
               </w:rPr>
-              <w:t xml:space="preserve">Cliquez sur « ❌ Rejeter », écrivez la raison, puis confirmez.</w:t>
+              <w:t xml:space="preserve">Dans la colonne « Joindre BEE et clôturer », ajoutez le BEE du dossier indiqué et validez.</w:t>
             </w:r>
           </w:p>
         </w:tc>
@@ -3797,175 +3797,7 @@
                 <w:sz w:val="20"/>
                 <w:szCs w:val="20"/>
               </w:rPr>
-              <w:t xml:space="preserve">YABA refuse la confirmation tant que la raison est vide. Ensuite, le dossier est refusé et quitte votre liste.</w:t>
-            </w:r>
-          </w:p>
-        </w:tc>
-        <w:tc>
-          <w:tcPr>
-            <w:tcW w:type="dxa" w:w="1800"/>
-            <w:tcBorders>
-              <w:top w:val="single" w:color="B8C4D0" w:sz="4"/>
-              <w:left w:val="single" w:color="B8C4D0" w:sz="4"/>
-              <w:bottom w:val="single" w:color="B8C4D0" w:sz="4"/>
-              <w:right w:val="single" w:color="B8C4D0" w:sz="4"/>
-            </w:tcBorders>
-            <w:tcMar>
-              <w:top w:type="dxa" w:w="80"/>
-              <w:left w:type="dxa" w:w="100"/>
-              <w:bottom w:type="dxa" w:w="80"/>
-              <w:right w:type="dxa" w:w="100"/>
-            </w:tcMar>
-          </w:tcPr>
-          <w:p>
-            <w:r>
-              <w:rPr>
-                <w:b w:val="false"/>
-                <w:bCs w:val="false"/>
-                <w:sz w:val="20"/>
-                <w:szCs w:val="20"/>
-              </w:rPr>
-              <w:t xml:space="preserve">☐ Ça marche</w:t>
-            </w:r>
-          </w:p>
-          <w:p>
-            <w:r>
-              <w:rPr>
-                <w:b w:val="false"/>
-                <w:bCs w:val="false"/>
-                <w:sz w:val="20"/>
-                <w:szCs w:val="20"/>
-              </w:rPr>
-              <w:t xml:space="preserve">☐ Ne marche pas</w:t>
-            </w:r>
-          </w:p>
-          <w:p>
-            <w:r>
-              <w:rPr>
-                <w:b w:val="false"/>
-                <w:bCs w:val="false"/>
-                <w:sz w:val="20"/>
-                <w:szCs w:val="20"/>
-              </w:rPr>
-              <w:t xml:space="preserve">☐ Pas compris</w:t>
-            </w:r>
-          </w:p>
-        </w:tc>
-        <w:tc>
-          <w:tcPr>
-            <w:tcW w:type="dxa" w:w="1526"/>
-            <w:tcBorders>
-              <w:top w:val="single" w:color="B8C4D0" w:sz="4"/>
-              <w:left w:val="single" w:color="B8C4D0" w:sz="4"/>
-              <w:bottom w:val="single" w:color="B8C4D0" w:sz="4"/>
-              <w:right w:val="single" w:color="B8C4D0" w:sz="4"/>
-            </w:tcBorders>
-            <w:tcMar>
-              <w:top w:type="dxa" w:w="80"/>
-              <w:left w:type="dxa" w:w="100"/>
-              <w:bottom w:type="dxa" w:w="80"/>
-              <w:right w:type="dxa" w:w="100"/>
-            </w:tcMar>
-          </w:tcPr>
-          <w:p>
-            <w:r>
-              <w:rPr>
-                <w:b w:val="false"/>
-                <w:bCs w:val="false"/>
-                <w:sz w:val="20"/>
-                <w:szCs w:val="20"/>
-              </w:rPr>
-              <w:t xml:space="preserve"/>
-            </w:r>
-          </w:p>
-        </w:tc>
-      </w:tr>
-      <w:tr>
-        <w:trPr>
-          <w:cantSplit/>
-        </w:trPr>
-        <w:tc>
-          <w:tcPr>
-            <w:tcW w:type="dxa" w:w="480"/>
-            <w:tcBorders>
-              <w:top w:val="single" w:color="B8C4D0" w:sz="4"/>
-              <w:left w:val="single" w:color="B8C4D0" w:sz="4"/>
-              <w:bottom w:val="single" w:color="B8C4D0" w:sz="4"/>
-              <w:right w:val="single" w:color="B8C4D0" w:sz="4"/>
-            </w:tcBorders>
-            <w:shd w:fill="EAF1F8" w:color="auto" w:val="clear"/>
-            <w:tcMar>
-              <w:top w:type="dxa" w:w="80"/>
-              <w:left w:type="dxa" w:w="100"/>
-              <w:bottom w:type="dxa" w:w="80"/>
-              <w:right w:type="dxa" w:w="100"/>
-            </w:tcMar>
-          </w:tcPr>
-          <w:p>
-            <w:r>
-              <w:rPr>
-                <w:b w:val="false"/>
-                <w:bCs w:val="false"/>
-                <w:sz w:val="20"/>
-                <w:szCs w:val="20"/>
-              </w:rPr>
-              <w:t xml:space="preserve">3</w:t>
-            </w:r>
-          </w:p>
-        </w:tc>
-        <w:tc>
-          <w:tcPr>
-            <w:tcW w:type="dxa" w:w="3300"/>
-            <w:tcBorders>
-              <w:top w:val="single" w:color="B8C4D0" w:sz="4"/>
-              <w:left w:val="single" w:color="B8C4D0" w:sz="4"/>
-              <w:bottom w:val="single" w:color="B8C4D0" w:sz="4"/>
-              <w:right w:val="single" w:color="B8C4D0" w:sz="4"/>
-            </w:tcBorders>
-            <w:tcMar>
-              <w:top w:type="dxa" w:w="80"/>
-              <w:left w:type="dxa" w:w="100"/>
-              <w:bottom w:type="dxa" w:w="80"/>
-              <w:right w:type="dxa" w:w="100"/>
-            </w:tcMar>
-          </w:tcPr>
-          <w:p>
-            <w:r>
-              <w:rPr>
-                <w:b w:val="false"/>
-                <w:bCs w:val="false"/>
-                <w:sz w:val="20"/>
-                <w:szCs w:val="20"/>
-              </w:rPr>
-              <w:t xml:space="preserve">Demandez à l'équipe projet si le client a bien reçu la notification.</w:t>
-            </w:r>
-          </w:p>
-        </w:tc>
-        <w:tc>
-          <w:tcPr>
-            <w:tcW w:type="dxa" w:w="2800"/>
-            <w:tcBorders>
-              <w:top w:val="single" w:color="B8C4D0" w:sz="4"/>
-              <w:left w:val="single" w:color="B8C4D0" w:sz="4"/>
-              <w:bottom w:val="single" w:color="B8C4D0" w:sz="4"/>
-              <w:right w:val="single" w:color="B8C4D0" w:sz="4"/>
-            </w:tcBorders>
-            <w:tcMar>
-              <w:top w:type="dxa" w:w="80"/>
-              <w:left w:type="dxa" w:w="100"/>
-              <w:bottom w:type="dxa" w:w="80"/>
-              <w:right w:type="dxa" w:w="100"/>
-            </w:tcMar>
-          </w:tcPr>
-          <w:p>
-            <w:r>
-              <w:rPr>
-                <w:b w:val="false"/>
-                <w:bCs w:val="false"/>
-                <w:sz w:val="20"/>
-                <w:szCs w:val="20"/>
-              </w:rPr>
-              <w:t xml:space="preserve">Le client a été prévenu, avec la raison que vous avez écrite.</w:t>
+              <w:t xml:space="preserve">Un message confirme le dépôt du BEE et la clôture du dossier.</w:t>
             </w:r>
           </w:p>
         </w:tc>
@@ -4062,886 +3894,7 @@
         <w:pStyle w:val="Heading1"/>
       </w:pPr>
       <w:r>
-        <w:t xml:space="preserve">Partie 5 — Traiter un dossier dans la file « Contrôle Doc Export (BEE) »</w:t>
-      </w:r>
-    </w:p>
-    <w:p>
-      <w:pPr>
-        <w:spacing w:after="120"/>
-        <w:rPr>
-          <w:i/>
-          <w:iCs/>
-        </w:rPr>
-      </w:pPr>
-      <w:r>
-        <w:rPr>
-          <w:i/>
-          <w:iCs/>
-        </w:rPr>
-        <w:t xml:space="preserve">Un client a déposé une demande. Vous allez la prendre en charge, la vérifier et la faire avancer à l'étape suivante.</w:t>
-      </w:r>
-    </w:p>
-    <w:tbl>
-      <w:tblPr>
-        <w:tblW w:type="dxa" w:w="9906"/>
-        <w:tblBorders>
-          <w:top w:val="single" w:color="auto" w:sz="4"/>
-          <w:left w:val="single" w:color="auto" w:sz="4"/>
-          <w:bottom w:val="single" w:color="auto" w:sz="4"/>
-          <w:right w:val="single" w:color="auto" w:sz="4"/>
-          <w:insideH w:val="single" w:color="auto" w:sz="4"/>
-          <w:insideV w:val="single" w:color="auto" w:sz="4"/>
-        </w:tblBorders>
-      </w:tblPr>
-      <w:tblGrid>
-        <w:gridCol w:w="480"/>
-        <w:gridCol w:w="3300"/>
-        <w:gridCol w:w="2800"/>
-        <w:gridCol w:w="1800"/>
-        <w:gridCol w:w="1526"/>
-      </w:tblGrid>
-      <w:tr>
-        <w:trPr>
-          <w:tblHeader/>
-        </w:trPr>
-        <w:tc>
-          <w:tcPr>
-            <w:tcW w:type="dxa" w:w="480"/>
-            <w:tcBorders>
-              <w:top w:val="single" w:color="B8C4D0" w:sz="4"/>
-              <w:left w:val="single" w:color="B8C4D0" w:sz="4"/>
-              <w:bottom w:val="single" w:color="B8C4D0" w:sz="4"/>
-              <w:right w:val="single" w:color="B8C4D0" w:sz="4"/>
-            </w:tcBorders>
-            <w:shd w:fill="0B3D6E" w:color="auto" w:val="clear"/>
-            <w:tcMar>
-              <w:top w:type="dxa" w:w="80"/>
-              <w:left w:type="dxa" w:w="100"/>
-              <w:bottom w:type="dxa" w:w="80"/>
-              <w:right w:type="dxa" w:w="100"/>
-            </w:tcMar>
-          </w:tcPr>
-          <w:p>
-            <w:r>
-              <w:rPr>
-                <w:b/>
-                <w:bCs/>
-                <w:color w:val="FFFFFF"/>
-                <w:sz w:val="20"/>
-                <w:szCs w:val="20"/>
-              </w:rPr>
-              <w:t xml:space="preserve">N°</w:t>
-            </w:r>
-          </w:p>
-        </w:tc>
-        <w:tc>
-          <w:tcPr>
-            <w:tcW w:type="dxa" w:w="3300"/>
-            <w:tcBorders>
-              <w:top w:val="single" w:color="B8C4D0" w:sz="4"/>
-              <w:left w:val="single" w:color="B8C4D0" w:sz="4"/>
-              <w:bottom w:val="single" w:color="B8C4D0" w:sz="4"/>
-              <w:right w:val="single" w:color="B8C4D0" w:sz="4"/>
-            </w:tcBorders>
-            <w:shd w:fill="0B3D6E" w:color="auto" w:val="clear"/>
-            <w:tcMar>
-              <w:top w:type="dxa" w:w="80"/>
-              <w:left w:type="dxa" w:w="100"/>
-              <w:bottom w:type="dxa" w:w="80"/>
-              <w:right w:type="dxa" w:w="100"/>
-            </w:tcMar>
-          </w:tcPr>
-          <w:p>
-            <w:r>
-              <w:rPr>
-                <w:b/>
-                <w:bCs/>
-                <w:color w:val="FFFFFF"/>
-                <w:sz w:val="20"/>
-                <w:szCs w:val="20"/>
-              </w:rPr>
-              <w:t xml:space="preserve">Ce que vous faites</w:t>
-            </w:r>
-          </w:p>
-        </w:tc>
-        <w:tc>
-          <w:tcPr>
-            <w:tcW w:type="dxa" w:w="2800"/>
-            <w:tcBorders>
-              <w:top w:val="single" w:color="B8C4D0" w:sz="4"/>
-              <w:left w:val="single" w:color="B8C4D0" w:sz="4"/>
-              <w:bottom w:val="single" w:color="B8C4D0" w:sz="4"/>
-              <w:right w:val="single" w:color="B8C4D0" w:sz="4"/>
-            </w:tcBorders>
-            <w:shd w:fill="0B3D6E" w:color="auto" w:val="clear"/>
-            <w:tcMar>
-              <w:top w:type="dxa" w:w="80"/>
-              <w:left w:type="dxa" w:w="100"/>
-              <w:bottom w:type="dxa" w:w="80"/>
-              <w:right w:type="dxa" w:w="100"/>
-            </w:tcMar>
-          </w:tcPr>
-          <w:p>
-            <w:r>
-              <w:rPr>
-                <w:b/>
-                <w:bCs/>
-                <w:color w:val="FFFFFF"/>
-                <w:sz w:val="20"/>
-                <w:szCs w:val="20"/>
-              </w:rPr>
-              <w:t xml:space="preserve">Ce que vous devez voir</w:t>
-            </w:r>
-          </w:p>
-        </w:tc>
-        <w:tc>
-          <w:tcPr>
-            <w:tcW w:type="dxa" w:w="1800"/>
-            <w:tcBorders>
-              <w:top w:val="single" w:color="B8C4D0" w:sz="4"/>
-              <w:left w:val="single" w:color="B8C4D0" w:sz="4"/>
-              <w:bottom w:val="single" w:color="B8C4D0" w:sz="4"/>
-              <w:right w:val="single" w:color="B8C4D0" w:sz="4"/>
-            </w:tcBorders>
-            <w:shd w:fill="0B3D6E" w:color="auto" w:val="clear"/>
-            <w:tcMar>
-              <w:top w:type="dxa" w:w="80"/>
-              <w:left w:type="dxa" w:w="100"/>
-              <w:bottom w:type="dxa" w:w="80"/>
-              <w:right w:type="dxa" w:w="100"/>
-            </w:tcMar>
-          </w:tcPr>
-          <w:p>
-            <w:r>
-              <w:rPr>
-                <w:b/>
-                <w:bCs/>
-                <w:color w:val="FFFFFF"/>
-                <w:sz w:val="20"/>
-                <w:szCs w:val="20"/>
-              </w:rPr>
-              <w:t xml:space="preserve">Résultat</w:t>
-            </w:r>
-          </w:p>
-        </w:tc>
-        <w:tc>
-          <w:tcPr>
-            <w:tcW w:type="dxa" w:w="1526"/>
-            <w:tcBorders>
-              <w:top w:val="single" w:color="B8C4D0" w:sz="4"/>
-              <w:left w:val="single" w:color="B8C4D0" w:sz="4"/>
-              <w:bottom w:val="single" w:color="B8C4D0" w:sz="4"/>
-              <w:right w:val="single" w:color="B8C4D0" w:sz="4"/>
-            </w:tcBorders>
-            <w:shd w:fill="0B3D6E" w:color="auto" w:val="clear"/>
-            <w:tcMar>
-              <w:top w:type="dxa" w:w="80"/>
-              <w:left w:type="dxa" w:w="100"/>
-              <w:bottom w:type="dxa" w:w="80"/>
-              <w:right w:type="dxa" w:w="100"/>
-            </w:tcMar>
-          </w:tcPr>
-          <w:p>
-            <w:r>
-              <w:rPr>
-                <w:b/>
-                <w:bCs/>
-                <w:color w:val="FFFFFF"/>
-                <w:sz w:val="20"/>
-                <w:szCs w:val="20"/>
-              </w:rPr>
-              <w:t xml:space="preserve">Commentaire</w:t>
-            </w:r>
-          </w:p>
-        </w:tc>
-      </w:tr>
-      <w:tr>
-        <w:trPr>
-          <w:cantSplit/>
-        </w:trPr>
-        <w:tc>
-          <w:tcPr>
-            <w:tcW w:type="dxa" w:w="480"/>
-            <w:tcBorders>
-              <w:top w:val="single" w:color="B8C4D0" w:sz="4"/>
-              <w:left w:val="single" w:color="B8C4D0" w:sz="4"/>
-              <w:bottom w:val="single" w:color="B8C4D0" w:sz="4"/>
-              <w:right w:val="single" w:color="B8C4D0" w:sz="4"/>
-            </w:tcBorders>
-            <w:shd w:fill="EAF1F8" w:color="auto" w:val="clear"/>
-            <w:tcMar>
-              <w:top w:type="dxa" w:w="80"/>
-              <w:left w:type="dxa" w:w="100"/>
-              <w:bottom w:type="dxa" w:w="80"/>
-              <w:right w:type="dxa" w:w="100"/>
-            </w:tcMar>
-          </w:tcPr>
-          <w:p>
-            <w:r>
-              <w:rPr>
-                <w:b w:val="false"/>
-                <w:bCs w:val="false"/>
-                <w:sz w:val="20"/>
-                <w:szCs w:val="20"/>
-              </w:rPr>
-              <w:t xml:space="preserve">1</w:t>
-            </w:r>
-          </w:p>
-        </w:tc>
-        <w:tc>
-          <w:tcPr>
-            <w:tcW w:type="dxa" w:w="3300"/>
-            <w:tcBorders>
-              <w:top w:val="single" w:color="B8C4D0" w:sz="4"/>
-              <w:left w:val="single" w:color="B8C4D0" w:sz="4"/>
-              <w:bottom w:val="single" w:color="B8C4D0" w:sz="4"/>
-              <w:right w:val="single" w:color="B8C4D0" w:sz="4"/>
-            </w:tcBorders>
-            <w:tcMar>
-              <w:top w:type="dxa" w:w="80"/>
-              <w:left w:type="dxa" w:w="100"/>
-              <w:bottom w:type="dxa" w:w="80"/>
-              <w:right w:type="dxa" w:w="100"/>
-            </w:tcMar>
-          </w:tcPr>
-          <w:p>
-            <w:r>
-              <w:rPr>
-                <w:b w:val="false"/>
-                <w:bCs w:val="false"/>
-                <w:sz w:val="20"/>
-                <w:szCs w:val="20"/>
-              </w:rPr>
-              <w:t xml:space="preserve">Dans le menu, ouvrez « Gestion des Dossiers », puis « Contrôle Doc Export (BEE) ».</w:t>
-            </w:r>
-          </w:p>
-        </w:tc>
-        <w:tc>
-          <w:tcPr>
-            <w:tcW w:type="dxa" w:w="2800"/>
-            <w:tcBorders>
-              <w:top w:val="single" w:color="B8C4D0" w:sz="4"/>
-              <w:left w:val="single" w:color="B8C4D0" w:sz="4"/>
-              <w:bottom w:val="single" w:color="B8C4D0" w:sz="4"/>
-              <w:right w:val="single" w:color="B8C4D0" w:sz="4"/>
-            </w:tcBorders>
-            <w:tcMar>
-              <w:top w:type="dxa" w:w="80"/>
-              <w:left w:type="dxa" w:w="100"/>
-              <w:bottom w:type="dxa" w:w="80"/>
-              <w:right w:type="dxa" w:w="100"/>
-            </w:tcMar>
-          </w:tcPr>
-          <w:p>
-            <w:r>
-              <w:rPr>
-                <w:b w:val="false"/>
-                <w:bCs w:val="false"/>
-                <w:sz w:val="20"/>
-                <w:szCs w:val="20"/>
-              </w:rPr>
-              <w:t xml:space="preserve">La liste des dossiers qui attendent votre étape s'affiche.</w:t>
-            </w:r>
-          </w:p>
-        </w:tc>
-        <w:tc>
-          <w:tcPr>
-            <w:tcW w:type="dxa" w:w="1800"/>
-            <w:tcBorders>
-              <w:top w:val="single" w:color="B8C4D0" w:sz="4"/>
-              <w:left w:val="single" w:color="B8C4D0" w:sz="4"/>
-              <w:bottom w:val="single" w:color="B8C4D0" w:sz="4"/>
-              <w:right w:val="single" w:color="B8C4D0" w:sz="4"/>
-            </w:tcBorders>
-            <w:tcMar>
-              <w:top w:type="dxa" w:w="80"/>
-              <w:left w:type="dxa" w:w="100"/>
-              <w:bottom w:type="dxa" w:w="80"/>
-              <w:right w:type="dxa" w:w="100"/>
-            </w:tcMar>
-          </w:tcPr>
-          <w:p>
-            <w:r>
-              <w:rPr>
-                <w:b w:val="false"/>
-                <w:bCs w:val="false"/>
-                <w:sz w:val="20"/>
-                <w:szCs w:val="20"/>
-              </w:rPr>
-              <w:t xml:space="preserve">☐ Ça marche</w:t>
-            </w:r>
-          </w:p>
-          <w:p>
-            <w:r>
-              <w:rPr>
-                <w:b w:val="false"/>
-                <w:bCs w:val="false"/>
-                <w:sz w:val="20"/>
-                <w:szCs w:val="20"/>
-              </w:rPr>
-              <w:t xml:space="preserve">☐ Ne marche pas</w:t>
-            </w:r>
-          </w:p>
-          <w:p>
-            <w:r>
-              <w:rPr>
-                <w:b w:val="false"/>
-                <w:bCs w:val="false"/>
-                <w:sz w:val="20"/>
-                <w:szCs w:val="20"/>
-              </w:rPr>
-              <w:t xml:space="preserve">☐ Pas compris</w:t>
-            </w:r>
-          </w:p>
-        </w:tc>
-        <w:tc>
-          <w:tcPr>
-            <w:tcW w:type="dxa" w:w="1526"/>
-            <w:tcBorders>
-              <w:top w:val="single" w:color="B8C4D0" w:sz="4"/>
-              <w:left w:val="single" w:color="B8C4D0" w:sz="4"/>
-              <w:bottom w:val="single" w:color="B8C4D0" w:sz="4"/>
-              <w:right w:val="single" w:color="B8C4D0" w:sz="4"/>
-            </w:tcBorders>
-            <w:tcMar>
-              <w:top w:type="dxa" w:w="80"/>
-              <w:left w:type="dxa" w:w="100"/>
-              <w:bottom w:type="dxa" w:w="80"/>
-              <w:right w:type="dxa" w:w="100"/>
-            </w:tcMar>
-          </w:tcPr>
-          <w:p>
-            <w:r>
-              <w:rPr>
-                <w:b w:val="false"/>
-                <w:bCs w:val="false"/>
-                <w:sz w:val="20"/>
-                <w:szCs w:val="20"/>
-              </w:rPr>
-              <w:t xml:space="preserve"/>
-            </w:r>
-          </w:p>
-        </w:tc>
-      </w:tr>
-      <w:tr>
-        <w:trPr>
-          <w:cantSplit/>
-        </w:trPr>
-        <w:tc>
-          <w:tcPr>
-            <w:tcW w:type="dxa" w:w="480"/>
-            <w:tcBorders>
-              <w:top w:val="single" w:color="B8C4D0" w:sz="4"/>
-              <w:left w:val="single" w:color="B8C4D0" w:sz="4"/>
-              <w:bottom w:val="single" w:color="B8C4D0" w:sz="4"/>
-              <w:right w:val="single" w:color="B8C4D0" w:sz="4"/>
-            </w:tcBorders>
-            <w:shd w:fill="EAF1F8" w:color="auto" w:val="clear"/>
-            <w:tcMar>
-              <w:top w:type="dxa" w:w="80"/>
-              <w:left w:type="dxa" w:w="100"/>
-              <w:bottom w:type="dxa" w:w="80"/>
-              <w:right w:type="dxa" w:w="100"/>
-            </w:tcMar>
-          </w:tcPr>
-          <w:p>
-            <w:r>
-              <w:rPr>
-                <w:b w:val="false"/>
-                <w:bCs w:val="false"/>
-                <w:sz w:val="20"/>
-                <w:szCs w:val="20"/>
-              </w:rPr>
-              <w:t xml:space="preserve">2</w:t>
-            </w:r>
-          </w:p>
-        </w:tc>
-        <w:tc>
-          <w:tcPr>
-            <w:tcW w:type="dxa" w:w="3300"/>
-            <w:tcBorders>
-              <w:top w:val="single" w:color="B8C4D0" w:sz="4"/>
-              <w:left w:val="single" w:color="B8C4D0" w:sz="4"/>
-              <w:bottom w:val="single" w:color="B8C4D0" w:sz="4"/>
-              <w:right w:val="single" w:color="B8C4D0" w:sz="4"/>
-            </w:tcBorders>
-            <w:tcMar>
-              <w:top w:type="dxa" w:w="80"/>
-              <w:left w:type="dxa" w:w="100"/>
-              <w:bottom w:type="dxa" w:w="80"/>
-              <w:right w:type="dxa" w:w="100"/>
-            </w:tcMar>
-          </w:tcPr>
-          <w:p>
-            <w:r>
-              <w:rPr>
-                <w:b w:val="false"/>
-                <w:bCs w:val="false"/>
-                <w:sz w:val="20"/>
-                <w:szCs w:val="20"/>
-              </w:rPr>
-              <w:t xml:space="preserve">Choisissez le dossier indiqué par l'équipe projet et cliquez sur « Prendre en charge ».</w:t>
-            </w:r>
-          </w:p>
-        </w:tc>
-        <w:tc>
-          <w:tcPr>
-            <w:tcW w:type="dxa" w:w="2800"/>
-            <w:tcBorders>
-              <w:top w:val="single" w:color="B8C4D0" w:sz="4"/>
-              <w:left w:val="single" w:color="B8C4D0" w:sz="4"/>
-              <w:bottom w:val="single" w:color="B8C4D0" w:sz="4"/>
-              <w:right w:val="single" w:color="B8C4D0" w:sz="4"/>
-            </w:tcBorders>
-            <w:tcMar>
-              <w:top w:type="dxa" w:w="80"/>
-              <w:left w:type="dxa" w:w="100"/>
-              <w:bottom w:type="dxa" w:w="80"/>
-              <w:right w:type="dxa" w:w="100"/>
-            </w:tcMar>
-          </w:tcPr>
-          <w:p>
-            <w:r>
-              <w:rPr>
-                <w:b w:val="false"/>
-                <w:bCs w:val="false"/>
-                <w:sz w:val="20"/>
-                <w:szCs w:val="20"/>
-              </w:rPr>
-              <w:t xml:space="preserve">Le dossier est à votre nom. Le délai de traitement commence.</w:t>
-            </w:r>
-          </w:p>
-        </w:tc>
-        <w:tc>
-          <w:tcPr>
-            <w:tcW w:type="dxa" w:w="1800"/>
-            <w:tcBorders>
-              <w:top w:val="single" w:color="B8C4D0" w:sz="4"/>
-              <w:left w:val="single" w:color="B8C4D0" w:sz="4"/>
-              <w:bottom w:val="single" w:color="B8C4D0" w:sz="4"/>
-              <w:right w:val="single" w:color="B8C4D0" w:sz="4"/>
-            </w:tcBorders>
-            <w:tcMar>
-              <w:top w:type="dxa" w:w="80"/>
-              <w:left w:type="dxa" w:w="100"/>
-              <w:bottom w:type="dxa" w:w="80"/>
-              <w:right w:type="dxa" w:w="100"/>
-            </w:tcMar>
-          </w:tcPr>
-          <w:p>
-            <w:r>
-              <w:rPr>
-                <w:b w:val="false"/>
-                <w:bCs w:val="false"/>
-                <w:sz w:val="20"/>
-                <w:szCs w:val="20"/>
-              </w:rPr>
-              <w:t xml:space="preserve">☐ Ça marche</w:t>
-            </w:r>
-          </w:p>
-          <w:p>
-            <w:r>
-              <w:rPr>
-                <w:b w:val="false"/>
-                <w:bCs w:val="false"/>
-                <w:sz w:val="20"/>
-                <w:szCs w:val="20"/>
-              </w:rPr>
-              <w:t xml:space="preserve">☐ Ne marche pas</w:t>
-            </w:r>
-          </w:p>
-          <w:p>
-            <w:r>
-              <w:rPr>
-                <w:b w:val="false"/>
-                <w:bCs w:val="false"/>
-                <w:sz w:val="20"/>
-                <w:szCs w:val="20"/>
-              </w:rPr>
-              <w:t xml:space="preserve">☐ Pas compris</w:t>
-            </w:r>
-          </w:p>
-        </w:tc>
-        <w:tc>
-          <w:tcPr>
-            <w:tcW w:type="dxa" w:w="1526"/>
-            <w:tcBorders>
-              <w:top w:val="single" w:color="B8C4D0" w:sz="4"/>
-              <w:left w:val="single" w:color="B8C4D0" w:sz="4"/>
-              <w:bottom w:val="single" w:color="B8C4D0" w:sz="4"/>
-              <w:right w:val="single" w:color="B8C4D0" w:sz="4"/>
-            </w:tcBorders>
-            <w:tcMar>
-              <w:top w:type="dxa" w:w="80"/>
-              <w:left w:type="dxa" w:w="100"/>
-              <w:bottom w:type="dxa" w:w="80"/>
-              <w:right w:type="dxa" w:w="100"/>
-            </w:tcMar>
-          </w:tcPr>
-          <w:p>
-            <w:r>
-              <w:rPr>
-                <w:b w:val="false"/>
-                <w:bCs w:val="false"/>
-                <w:sz w:val="20"/>
-                <w:szCs w:val="20"/>
-              </w:rPr>
-              <w:t xml:space="preserve"/>
-            </w:r>
-          </w:p>
-        </w:tc>
-      </w:tr>
-      <w:tr>
-        <w:trPr>
-          <w:cantSplit/>
-        </w:trPr>
-        <w:tc>
-          <w:tcPr>
-            <w:tcW w:type="dxa" w:w="480"/>
-            <w:tcBorders>
-              <w:top w:val="single" w:color="B8C4D0" w:sz="4"/>
-              <w:left w:val="single" w:color="B8C4D0" w:sz="4"/>
-              <w:bottom w:val="single" w:color="B8C4D0" w:sz="4"/>
-              <w:right w:val="single" w:color="B8C4D0" w:sz="4"/>
-            </w:tcBorders>
-            <w:shd w:fill="EAF1F8" w:color="auto" w:val="clear"/>
-            <w:tcMar>
-              <w:top w:type="dxa" w:w="80"/>
-              <w:left w:type="dxa" w:w="100"/>
-              <w:bottom w:type="dxa" w:w="80"/>
-              <w:right w:type="dxa" w:w="100"/>
-            </w:tcMar>
-          </w:tcPr>
-          <w:p>
-            <w:r>
-              <w:rPr>
-                <w:b w:val="false"/>
-                <w:bCs w:val="false"/>
-                <w:sz w:val="20"/>
-                <w:szCs w:val="20"/>
-              </w:rPr>
-              <w:t xml:space="preserve">3</w:t>
-            </w:r>
-          </w:p>
-        </w:tc>
-        <w:tc>
-          <w:tcPr>
-            <w:tcW w:type="dxa" w:w="3300"/>
-            <w:tcBorders>
-              <w:top w:val="single" w:color="B8C4D0" w:sz="4"/>
-              <w:left w:val="single" w:color="B8C4D0" w:sz="4"/>
-              <w:bottom w:val="single" w:color="B8C4D0" w:sz="4"/>
-              <w:right w:val="single" w:color="B8C4D0" w:sz="4"/>
-            </w:tcBorders>
-            <w:tcMar>
-              <w:top w:type="dxa" w:w="80"/>
-              <w:left w:type="dxa" w:w="100"/>
-              <w:bottom w:type="dxa" w:w="80"/>
-              <w:right w:type="dxa" w:w="100"/>
-            </w:tcMar>
-          </w:tcPr>
-          <w:p>
-            <w:r>
-              <w:rPr>
-                <w:b w:val="false"/>
-                <w:bCs w:val="false"/>
-                <w:sz w:val="20"/>
-                <w:szCs w:val="20"/>
-              </w:rPr>
-              <w:t xml:space="preserve">Ouvrez les pièces jointes avec « 👁 Ouvrir ». Fermez l'aperçu avec la touche Échap.</w:t>
-            </w:r>
-          </w:p>
-        </w:tc>
-        <w:tc>
-          <w:tcPr>
-            <w:tcW w:type="dxa" w:w="2800"/>
-            <w:tcBorders>
-              <w:top w:val="single" w:color="B8C4D0" w:sz="4"/>
-              <w:left w:val="single" w:color="B8C4D0" w:sz="4"/>
-              <w:bottom w:val="single" w:color="B8C4D0" w:sz="4"/>
-              <w:right w:val="single" w:color="B8C4D0" w:sz="4"/>
-            </w:tcBorders>
-            <w:tcMar>
-              <w:top w:type="dxa" w:w="80"/>
-              <w:left w:type="dxa" w:w="100"/>
-              <w:bottom w:type="dxa" w:w="80"/>
-              <w:right w:type="dxa" w:w="100"/>
-            </w:tcMar>
-          </w:tcPr>
-          <w:p>
-            <w:r>
-              <w:rPr>
-                <w:b w:val="false"/>
-                <w:bCs w:val="false"/>
-                <w:sz w:val="20"/>
-                <w:szCs w:val="20"/>
-              </w:rPr>
-              <w:t xml:space="preserve">Chaque document s'affiche dans YABA, sans avoir besoin de le télécharger.</w:t>
-            </w:r>
-          </w:p>
-        </w:tc>
-        <w:tc>
-          <w:tcPr>
-            <w:tcW w:type="dxa" w:w="1800"/>
-            <w:tcBorders>
-              <w:top w:val="single" w:color="B8C4D0" w:sz="4"/>
-              <w:left w:val="single" w:color="B8C4D0" w:sz="4"/>
-              <w:bottom w:val="single" w:color="B8C4D0" w:sz="4"/>
-              <w:right w:val="single" w:color="B8C4D0" w:sz="4"/>
-            </w:tcBorders>
-            <w:tcMar>
-              <w:top w:type="dxa" w:w="80"/>
-              <w:left w:type="dxa" w:w="100"/>
-              <w:bottom w:type="dxa" w:w="80"/>
-              <w:right w:type="dxa" w:w="100"/>
-            </w:tcMar>
-          </w:tcPr>
-          <w:p>
-            <w:r>
-              <w:rPr>
-                <w:b w:val="false"/>
-                <w:bCs w:val="false"/>
-                <w:sz w:val="20"/>
-                <w:szCs w:val="20"/>
-              </w:rPr>
-              <w:t xml:space="preserve">☐ Ça marche</w:t>
-            </w:r>
-          </w:p>
-          <w:p>
-            <w:r>
-              <w:rPr>
-                <w:b w:val="false"/>
-                <w:bCs w:val="false"/>
-                <w:sz w:val="20"/>
-                <w:szCs w:val="20"/>
-              </w:rPr>
-              <w:t xml:space="preserve">☐ Ne marche pas</w:t>
-            </w:r>
-          </w:p>
-          <w:p>
-            <w:r>
-              <w:rPr>
-                <w:b w:val="false"/>
-                <w:bCs w:val="false"/>
-                <w:sz w:val="20"/>
-                <w:szCs w:val="20"/>
-              </w:rPr>
-              <w:t xml:space="preserve">☐ Pas compris</w:t>
-            </w:r>
-          </w:p>
-        </w:tc>
-        <w:tc>
-          <w:tcPr>
-            <w:tcW w:type="dxa" w:w="1526"/>
-            <w:tcBorders>
-              <w:top w:val="single" w:color="B8C4D0" w:sz="4"/>
-              <w:left w:val="single" w:color="B8C4D0" w:sz="4"/>
-              <w:bottom w:val="single" w:color="B8C4D0" w:sz="4"/>
-              <w:right w:val="single" w:color="B8C4D0" w:sz="4"/>
-            </w:tcBorders>
-            <w:tcMar>
-              <w:top w:type="dxa" w:w="80"/>
-              <w:left w:type="dxa" w:w="100"/>
-              <w:bottom w:type="dxa" w:w="80"/>
-              <w:right w:type="dxa" w:w="100"/>
-            </w:tcMar>
-          </w:tcPr>
-          <w:p>
-            <w:r>
-              <w:rPr>
-                <w:b w:val="false"/>
-                <w:bCs w:val="false"/>
-                <w:sz w:val="20"/>
-                <w:szCs w:val="20"/>
-              </w:rPr>
-              <w:t xml:space="preserve"/>
-            </w:r>
-          </w:p>
-        </w:tc>
-      </w:tr>
-      <w:tr>
-        <w:trPr>
-          <w:cantSplit/>
-        </w:trPr>
-        <w:tc>
-          <w:tcPr>
-            <w:tcW w:type="dxa" w:w="480"/>
-            <w:tcBorders>
-              <w:top w:val="single" w:color="B8C4D0" w:sz="4"/>
-              <w:left w:val="single" w:color="B8C4D0" w:sz="4"/>
-              <w:bottom w:val="single" w:color="B8C4D0" w:sz="4"/>
-              <w:right w:val="single" w:color="B8C4D0" w:sz="4"/>
-            </w:tcBorders>
-            <w:shd w:fill="EAF1F8" w:color="auto" w:val="clear"/>
-            <w:tcMar>
-              <w:top w:type="dxa" w:w="80"/>
-              <w:left w:type="dxa" w:w="100"/>
-              <w:bottom w:type="dxa" w:w="80"/>
-              <w:right w:type="dxa" w:w="100"/>
-            </w:tcMar>
-          </w:tcPr>
-          <w:p>
-            <w:r>
-              <w:rPr>
-                <w:b w:val="false"/>
-                <w:bCs w:val="false"/>
-                <w:sz w:val="20"/>
-                <w:szCs w:val="20"/>
-              </w:rPr>
-              <w:t xml:space="preserve">4</w:t>
-            </w:r>
-          </w:p>
-        </w:tc>
-        <w:tc>
-          <w:tcPr>
-            <w:tcW w:type="dxa" w:w="3300"/>
-            <w:tcBorders>
-              <w:top w:val="single" w:color="B8C4D0" w:sz="4"/>
-              <w:left w:val="single" w:color="B8C4D0" w:sz="4"/>
-              <w:bottom w:val="single" w:color="B8C4D0" w:sz="4"/>
-              <w:right w:val="single" w:color="B8C4D0" w:sz="4"/>
-            </w:tcBorders>
-            <w:tcMar>
-              <w:top w:type="dxa" w:w="80"/>
-              <w:left w:type="dxa" w:w="100"/>
-              <w:bottom w:type="dxa" w:w="80"/>
-              <w:right w:type="dxa" w:w="100"/>
-            </w:tcMar>
-          </w:tcPr>
-          <w:p>
-            <w:r>
-              <w:rPr>
-                <w:b w:val="false"/>
-                <w:bCs w:val="false"/>
-                <w:sz w:val="20"/>
-                <w:szCs w:val="20"/>
-              </w:rPr>
-              <w:t xml:space="preserve">Cliquez sur « ✅ Valider ».</w:t>
-            </w:r>
-          </w:p>
-        </w:tc>
-        <w:tc>
-          <w:tcPr>
-            <w:tcW w:type="dxa" w:w="2800"/>
-            <w:tcBorders>
-              <w:top w:val="single" w:color="B8C4D0" w:sz="4"/>
-              <w:left w:val="single" w:color="B8C4D0" w:sz="4"/>
-              <w:bottom w:val="single" w:color="B8C4D0" w:sz="4"/>
-              <w:right w:val="single" w:color="B8C4D0" w:sz="4"/>
-            </w:tcBorders>
-            <w:tcMar>
-              <w:top w:type="dxa" w:w="80"/>
-              <w:left w:type="dxa" w:w="100"/>
-              <w:bottom w:type="dxa" w:w="80"/>
-              <w:right w:type="dxa" w:w="100"/>
-            </w:tcMar>
-          </w:tcPr>
-          <w:p>
-            <w:r>
-              <w:rPr>
-                <w:b w:val="false"/>
-                <w:bCs w:val="false"/>
-                <w:sz w:val="20"/>
-                <w:szCs w:val="20"/>
-              </w:rPr>
-              <w:t xml:space="preserve">Le dossier quitte votre liste et passe à l'étape « Facturation ».</w:t>
-            </w:r>
-          </w:p>
-        </w:tc>
-        <w:tc>
-          <w:tcPr>
-            <w:tcW w:type="dxa" w:w="1800"/>
-            <w:tcBorders>
-              <w:top w:val="single" w:color="B8C4D0" w:sz="4"/>
-              <w:left w:val="single" w:color="B8C4D0" w:sz="4"/>
-              <w:bottom w:val="single" w:color="B8C4D0" w:sz="4"/>
-              <w:right w:val="single" w:color="B8C4D0" w:sz="4"/>
-            </w:tcBorders>
-            <w:tcMar>
-              <w:top w:type="dxa" w:w="80"/>
-              <w:left w:type="dxa" w:w="100"/>
-              <w:bottom w:type="dxa" w:w="80"/>
-              <w:right w:type="dxa" w:w="100"/>
-            </w:tcMar>
-          </w:tcPr>
-          <w:p>
-            <w:r>
-              <w:rPr>
-                <w:b w:val="false"/>
-                <w:bCs w:val="false"/>
-                <w:sz w:val="20"/>
-                <w:szCs w:val="20"/>
-              </w:rPr>
-              <w:t xml:space="preserve">☐ Ça marche</w:t>
-            </w:r>
-          </w:p>
-          <w:p>
-            <w:r>
-              <w:rPr>
-                <w:b w:val="false"/>
-                <w:bCs w:val="false"/>
-                <w:sz w:val="20"/>
-                <w:szCs w:val="20"/>
-              </w:rPr>
-              <w:t xml:space="preserve">☐ Ne marche pas</w:t>
-            </w:r>
-          </w:p>
-          <w:p>
-            <w:r>
-              <w:rPr>
-                <w:b w:val="false"/>
-                <w:bCs w:val="false"/>
-                <w:sz w:val="20"/>
-                <w:szCs w:val="20"/>
-              </w:rPr>
-              <w:t xml:space="preserve">☐ Pas compris</w:t>
-            </w:r>
-          </w:p>
-        </w:tc>
-        <w:tc>
-          <w:tcPr>
-            <w:tcW w:type="dxa" w:w="1526"/>
-            <w:tcBorders>
-              <w:top w:val="single" w:color="B8C4D0" w:sz="4"/>
-              <w:left w:val="single" w:color="B8C4D0" w:sz="4"/>
-              <w:bottom w:val="single" w:color="B8C4D0" w:sz="4"/>
-              <w:right w:val="single" w:color="B8C4D0" w:sz="4"/>
-            </w:tcBorders>
-            <w:tcMar>
-              <w:top w:type="dxa" w:w="80"/>
-              <w:left w:type="dxa" w:w="100"/>
-              <w:bottom w:type="dxa" w:w="80"/>
-              <w:right w:type="dxa" w:w="100"/>
-            </w:tcMar>
-          </w:tcPr>
-          <w:p>
-            <w:r>
-              <w:rPr>
-                <w:b w:val="false"/>
-                <w:bCs w:val="false"/>
-                <w:sz w:val="20"/>
-                <w:szCs w:val="20"/>
-              </w:rPr>
-              <w:t xml:space="preserve"/>
-            </w:r>
-          </w:p>
-        </w:tc>
-      </w:tr>
-    </w:tbl>
-    <w:p>
-      <w:pPr>
-        <w:spacing w:after="120"/>
-      </w:pPr>
-      <w:r>
-        <w:t xml:space="preserve"/>
-      </w:r>
-    </w:p>
-    <w:p>
-      <w:pPr>
-        <w:pStyle w:val="Heading1"/>
-      </w:pPr>
-      <w:r>
-        <w:t xml:space="preserve">Partie 6 — Terminer</w:t>
+        <w:t xml:space="preserve">Partie 5 — Terminer</w:t>
       </w:r>
     </w:p>
     <w:p>

--- a/docs/recette/guides-utilisateurs/Guide-de-test-Agent-Controle-documentaire.docx
+++ b/docs/recette/guides-utilisateurs/Guide-de-test-Agent-Controle-documentaire.docx
@@ -57,7 +57,7 @@
           <w:sz w:val="22"/>
           <w:szCs w:val="22"/>
         </w:rPr>
-        <w:t xml:space="preserve">Version 1.1 — 28/09/2026</w:t>
+        <w:t xml:space="preserve">Version 1.2 — 03/10/2026</w:t>
       </w:r>
     </w:p>
     <w:tbl>

--- a/docs/recette/guides-utilisateurs/Guide-de-test-Agent-Controle-documentaire.docx
+++ b/docs/recette/guides-utilisateurs/Guide-de-test-Agent-Controle-documentaire.docx
@@ -57,7 +57,7 @@
           <w:sz w:val="22"/>
           <w:szCs w:val="22"/>
         </w:rPr>
-        <w:t xml:space="preserve">Version 1.2 — 03/10/2026</w:t>
+        <w:t xml:space="preserve">Version 1.3 — 04/10/2026</w:t>
       </w:r>
     </w:p>
     <w:tbl>
@@ -171,7 +171,7 @@
           <w:b/>
           <w:bCs/>
         </w:rPr>
-        <w:t xml:space="preserve">Durée estimée : environ 45 minutes, en 5 parties.</w:t>
+        <w:t xml:space="preserve">Durée estimée : environ 60 minutes, en 7 parties.</w:t>
       </w:r>
     </w:p>
     <w:p>
@@ -3894,7 +3894,1429 @@
         <w:pStyle w:val="Heading1"/>
       </w:pPr>
       <w:r>
-        <w:t xml:space="preserve">Partie 5 — Terminer</w:t>
+        <w:t xml:space="preserve">Partie 5 — Mon tableau de bord et ma file</w:t>
+      </w:r>
+    </w:p>
+    <w:p>
+      <w:pPr>
+        <w:spacing w:after="120"/>
+        <w:rPr>
+          <w:i/>
+          <w:iCs/>
+        </w:rPr>
+      </w:pPr>
+      <w:r>
+        <w:rPr>
+          <w:i/>
+          <w:iCs/>
+        </w:rPr>
+        <w:t xml:space="preserve">Votre écran d'accueil montre vos files et les dossiers que vous traitez.</w:t>
+      </w:r>
+    </w:p>
+    <w:tbl>
+      <w:tblPr>
+        <w:tblW w:type="dxa" w:w="9906"/>
+        <w:tblBorders>
+          <w:top w:val="single" w:color="auto" w:sz="4"/>
+          <w:left w:val="single" w:color="auto" w:sz="4"/>
+          <w:bottom w:val="single" w:color="auto" w:sz="4"/>
+          <w:right w:val="single" w:color="auto" w:sz="4"/>
+          <w:insideH w:val="single" w:color="auto" w:sz="4"/>
+          <w:insideV w:val="single" w:color="auto" w:sz="4"/>
+        </w:tblBorders>
+      </w:tblPr>
+      <w:tblGrid>
+        <w:gridCol w:w="480"/>
+        <w:gridCol w:w="3300"/>
+        <w:gridCol w:w="2800"/>
+        <w:gridCol w:w="1800"/>
+        <w:gridCol w:w="1526"/>
+      </w:tblGrid>
+      <w:tr>
+        <w:trPr>
+          <w:tblHeader/>
+        </w:trPr>
+        <w:tc>
+          <w:tcPr>
+            <w:tcW w:type="dxa" w:w="480"/>
+            <w:tcBorders>
+              <w:top w:val="single" w:color="B8C4D0" w:sz="4"/>
+              <w:left w:val="single" w:color="B8C4D0" w:sz="4"/>
+              <w:bottom w:val="single" w:color="B8C4D0" w:sz="4"/>
+              <w:right w:val="single" w:color="B8C4D0" w:sz="4"/>
+            </w:tcBorders>
+            <w:shd w:fill="0B3D6E" w:color="auto" w:val="clear"/>
+            <w:tcMar>
+              <w:top w:type="dxa" w:w="80"/>
+              <w:left w:type="dxa" w:w="100"/>
+              <w:bottom w:type="dxa" w:w="80"/>
+              <w:right w:type="dxa" w:w="100"/>
+            </w:tcMar>
+          </w:tcPr>
+          <w:p>
+            <w:r>
+              <w:rPr>
+                <w:b/>
+                <w:bCs/>
+                <w:color w:val="FFFFFF"/>
+                <w:sz w:val="20"/>
+                <w:szCs w:val="20"/>
+              </w:rPr>
+              <w:t xml:space="preserve">N°</w:t>
+            </w:r>
+          </w:p>
+        </w:tc>
+        <w:tc>
+          <w:tcPr>
+            <w:tcW w:type="dxa" w:w="3300"/>
+            <w:tcBorders>
+              <w:top w:val="single" w:color="B8C4D0" w:sz="4"/>
+              <w:left w:val="single" w:color="B8C4D0" w:sz="4"/>
+              <w:bottom w:val="single" w:color="B8C4D0" w:sz="4"/>
+              <w:right w:val="single" w:color="B8C4D0" w:sz="4"/>
+            </w:tcBorders>
+            <w:shd w:fill="0B3D6E" w:color="auto" w:val="clear"/>
+            <w:tcMar>
+              <w:top w:type="dxa" w:w="80"/>
+              <w:left w:type="dxa" w:w="100"/>
+              <w:bottom w:type="dxa" w:w="80"/>
+              <w:right w:type="dxa" w:w="100"/>
+            </w:tcMar>
+          </w:tcPr>
+          <w:p>
+            <w:r>
+              <w:rPr>
+                <w:b/>
+                <w:bCs/>
+                <w:color w:val="FFFFFF"/>
+                <w:sz w:val="20"/>
+                <w:szCs w:val="20"/>
+              </w:rPr>
+              <w:t xml:space="preserve">Ce que vous faites</w:t>
+            </w:r>
+          </w:p>
+        </w:tc>
+        <w:tc>
+          <w:tcPr>
+            <w:tcW w:type="dxa" w:w="2800"/>
+            <w:tcBorders>
+              <w:top w:val="single" w:color="B8C4D0" w:sz="4"/>
+              <w:left w:val="single" w:color="B8C4D0" w:sz="4"/>
+              <w:bottom w:val="single" w:color="B8C4D0" w:sz="4"/>
+              <w:right w:val="single" w:color="B8C4D0" w:sz="4"/>
+            </w:tcBorders>
+            <w:shd w:fill="0B3D6E" w:color="auto" w:val="clear"/>
+            <w:tcMar>
+              <w:top w:type="dxa" w:w="80"/>
+              <w:left w:type="dxa" w:w="100"/>
+              <w:bottom w:type="dxa" w:w="80"/>
+              <w:right w:type="dxa" w:w="100"/>
+            </w:tcMar>
+          </w:tcPr>
+          <w:p>
+            <w:r>
+              <w:rPr>
+                <w:b/>
+                <w:bCs/>
+                <w:color w:val="FFFFFF"/>
+                <w:sz w:val="20"/>
+                <w:szCs w:val="20"/>
+              </w:rPr>
+              <w:t xml:space="preserve">Ce que vous devez voir</w:t>
+            </w:r>
+          </w:p>
+        </w:tc>
+        <w:tc>
+          <w:tcPr>
+            <w:tcW w:type="dxa" w:w="1800"/>
+            <w:tcBorders>
+              <w:top w:val="single" w:color="B8C4D0" w:sz="4"/>
+              <w:left w:val="single" w:color="B8C4D0" w:sz="4"/>
+              <w:bottom w:val="single" w:color="B8C4D0" w:sz="4"/>
+              <w:right w:val="single" w:color="B8C4D0" w:sz="4"/>
+            </w:tcBorders>
+            <w:shd w:fill="0B3D6E" w:color="auto" w:val="clear"/>
+            <w:tcMar>
+              <w:top w:type="dxa" w:w="80"/>
+              <w:left w:type="dxa" w:w="100"/>
+              <w:bottom w:type="dxa" w:w="80"/>
+              <w:right w:type="dxa" w:w="100"/>
+            </w:tcMar>
+          </w:tcPr>
+          <w:p>
+            <w:r>
+              <w:rPr>
+                <w:b/>
+                <w:bCs/>
+                <w:color w:val="FFFFFF"/>
+                <w:sz w:val="20"/>
+                <w:szCs w:val="20"/>
+              </w:rPr>
+              <w:t xml:space="preserve">Résultat</w:t>
+            </w:r>
+          </w:p>
+        </w:tc>
+        <w:tc>
+          <w:tcPr>
+            <w:tcW w:type="dxa" w:w="1526"/>
+            <w:tcBorders>
+              <w:top w:val="single" w:color="B8C4D0" w:sz="4"/>
+              <w:left w:val="single" w:color="B8C4D0" w:sz="4"/>
+              <w:bottom w:val="single" w:color="B8C4D0" w:sz="4"/>
+              <w:right w:val="single" w:color="B8C4D0" w:sz="4"/>
+            </w:tcBorders>
+            <w:shd w:fill="0B3D6E" w:color="auto" w:val="clear"/>
+            <w:tcMar>
+              <w:top w:type="dxa" w:w="80"/>
+              <w:left w:type="dxa" w:w="100"/>
+              <w:bottom w:type="dxa" w:w="80"/>
+              <w:right w:type="dxa" w:w="100"/>
+            </w:tcMar>
+          </w:tcPr>
+          <w:p>
+            <w:r>
+              <w:rPr>
+                <w:b/>
+                <w:bCs/>
+                <w:color w:val="FFFFFF"/>
+                <w:sz w:val="20"/>
+                <w:szCs w:val="20"/>
+              </w:rPr>
+              <w:t xml:space="preserve">Commentaire</w:t>
+            </w:r>
+          </w:p>
+        </w:tc>
+      </w:tr>
+      <w:tr>
+        <w:trPr>
+          <w:cantSplit/>
+        </w:trPr>
+        <w:tc>
+          <w:tcPr>
+            <w:tcW w:type="dxa" w:w="480"/>
+            <w:tcBorders>
+              <w:top w:val="single" w:color="B8C4D0" w:sz="4"/>
+              <w:left w:val="single" w:color="B8C4D0" w:sz="4"/>
+              <w:bottom w:val="single" w:color="B8C4D0" w:sz="4"/>
+              <w:right w:val="single" w:color="B8C4D0" w:sz="4"/>
+            </w:tcBorders>
+            <w:shd w:fill="EAF1F8" w:color="auto" w:val="clear"/>
+            <w:tcMar>
+              <w:top w:type="dxa" w:w="80"/>
+              <w:left w:type="dxa" w:w="100"/>
+              <w:bottom w:type="dxa" w:w="80"/>
+              <w:right w:type="dxa" w:w="100"/>
+            </w:tcMar>
+          </w:tcPr>
+          <w:p>
+            <w:r>
+              <w:rPr>
+                <w:b w:val="false"/>
+                <w:bCs w:val="false"/>
+                <w:sz w:val="20"/>
+                <w:szCs w:val="20"/>
+              </w:rPr>
+              <w:t xml:space="preserve">1</w:t>
+            </w:r>
+          </w:p>
+        </w:tc>
+        <w:tc>
+          <w:tcPr>
+            <w:tcW w:type="dxa" w:w="3300"/>
+            <w:tcBorders>
+              <w:top w:val="single" w:color="B8C4D0" w:sz="4"/>
+              <w:left w:val="single" w:color="B8C4D0" w:sz="4"/>
+              <w:bottom w:val="single" w:color="B8C4D0" w:sz="4"/>
+              <w:right w:val="single" w:color="B8C4D0" w:sz="4"/>
+            </w:tcBorders>
+            <w:tcMar>
+              <w:top w:type="dxa" w:w="80"/>
+              <w:left w:type="dxa" w:w="100"/>
+              <w:bottom w:type="dxa" w:w="80"/>
+              <w:right w:type="dxa" w:w="100"/>
+            </w:tcMar>
+          </w:tcPr>
+          <w:p>
+            <w:r>
+              <w:rPr>
+                <w:b w:val="false"/>
+                <w:bCs w:val="false"/>
+                <w:sz w:val="20"/>
+                <w:szCs w:val="20"/>
+              </w:rPr>
+              <w:t xml:space="preserve">Ouvrez « Mon tableau de bord ».</w:t>
+            </w:r>
+          </w:p>
+        </w:tc>
+        <w:tc>
+          <w:tcPr>
+            <w:tcW w:type="dxa" w:w="2800"/>
+            <w:tcBorders>
+              <w:top w:val="single" w:color="B8C4D0" w:sz="4"/>
+              <w:left w:val="single" w:color="B8C4D0" w:sz="4"/>
+              <w:bottom w:val="single" w:color="B8C4D0" w:sz="4"/>
+              <w:right w:val="single" w:color="B8C4D0" w:sz="4"/>
+            </w:tcBorders>
+            <w:tcMar>
+              <w:top w:type="dxa" w:w="80"/>
+              <w:left w:type="dxa" w:w="100"/>
+              <w:bottom w:type="dxa" w:w="80"/>
+              <w:right w:type="dxa" w:w="100"/>
+            </w:tcMar>
+          </w:tcPr>
+          <w:p>
+            <w:r>
+              <w:rPr>
+                <w:b w:val="false"/>
+                <w:bCs w:val="false"/>
+                <w:sz w:val="20"/>
+                <w:szCs w:val="20"/>
+              </w:rPr>
+              <w:t xml:space="preserve">La file « Contrôle Documentaire » apparaît dans « Files de traitement habilitées », avec son lien.</w:t>
+            </w:r>
+          </w:p>
+        </w:tc>
+        <w:tc>
+          <w:tcPr>
+            <w:tcW w:type="dxa" w:w="1800"/>
+            <w:tcBorders>
+              <w:top w:val="single" w:color="B8C4D0" w:sz="4"/>
+              <w:left w:val="single" w:color="B8C4D0" w:sz="4"/>
+              <w:bottom w:val="single" w:color="B8C4D0" w:sz="4"/>
+              <w:right w:val="single" w:color="B8C4D0" w:sz="4"/>
+            </w:tcBorders>
+            <w:tcMar>
+              <w:top w:type="dxa" w:w="80"/>
+              <w:left w:type="dxa" w:w="100"/>
+              <w:bottom w:type="dxa" w:w="80"/>
+              <w:right w:type="dxa" w:w="100"/>
+            </w:tcMar>
+          </w:tcPr>
+          <w:p>
+            <w:r>
+              <w:rPr>
+                <w:b w:val="false"/>
+                <w:bCs w:val="false"/>
+                <w:sz w:val="20"/>
+                <w:szCs w:val="20"/>
+              </w:rPr>
+              <w:t xml:space="preserve">☐ Ça marche</w:t>
+            </w:r>
+          </w:p>
+          <w:p>
+            <w:r>
+              <w:rPr>
+                <w:b w:val="false"/>
+                <w:bCs w:val="false"/>
+                <w:sz w:val="20"/>
+                <w:szCs w:val="20"/>
+              </w:rPr>
+              <w:t xml:space="preserve">☐ Ne marche pas</w:t>
+            </w:r>
+          </w:p>
+          <w:p>
+            <w:r>
+              <w:rPr>
+                <w:b w:val="false"/>
+                <w:bCs w:val="false"/>
+                <w:sz w:val="20"/>
+                <w:szCs w:val="20"/>
+              </w:rPr>
+              <w:t xml:space="preserve">☐ Pas compris</w:t>
+            </w:r>
+          </w:p>
+        </w:tc>
+        <w:tc>
+          <w:tcPr>
+            <w:tcW w:type="dxa" w:w="1526"/>
+            <w:tcBorders>
+              <w:top w:val="single" w:color="B8C4D0" w:sz="4"/>
+              <w:left w:val="single" w:color="B8C4D0" w:sz="4"/>
+              <w:bottom w:val="single" w:color="B8C4D0" w:sz="4"/>
+              <w:right w:val="single" w:color="B8C4D0" w:sz="4"/>
+            </w:tcBorders>
+            <w:tcMar>
+              <w:top w:type="dxa" w:w="80"/>
+              <w:left w:type="dxa" w:w="100"/>
+              <w:bottom w:type="dxa" w:w="80"/>
+              <w:right w:type="dxa" w:w="100"/>
+            </w:tcMar>
+          </w:tcPr>
+          <w:p>
+            <w:r>
+              <w:rPr>
+                <w:b w:val="false"/>
+                <w:bCs w:val="false"/>
+                <w:sz w:val="20"/>
+                <w:szCs w:val="20"/>
+              </w:rPr>
+              <w:t xml:space="preserve"/>
+            </w:r>
+          </w:p>
+        </w:tc>
+      </w:tr>
+      <w:tr>
+        <w:trPr>
+          <w:cantSplit/>
+        </w:trPr>
+        <w:tc>
+          <w:tcPr>
+            <w:tcW w:type="dxa" w:w="480"/>
+            <w:tcBorders>
+              <w:top w:val="single" w:color="B8C4D0" w:sz="4"/>
+              <w:left w:val="single" w:color="B8C4D0" w:sz="4"/>
+              <w:bottom w:val="single" w:color="B8C4D0" w:sz="4"/>
+              <w:right w:val="single" w:color="B8C4D0" w:sz="4"/>
+            </w:tcBorders>
+            <w:shd w:fill="EAF1F8" w:color="auto" w:val="clear"/>
+            <w:tcMar>
+              <w:top w:type="dxa" w:w="80"/>
+              <w:left w:type="dxa" w:w="100"/>
+              <w:bottom w:type="dxa" w:w="80"/>
+              <w:right w:type="dxa" w:w="100"/>
+            </w:tcMar>
+          </w:tcPr>
+          <w:p>
+            <w:r>
+              <w:rPr>
+                <w:b w:val="false"/>
+                <w:bCs w:val="false"/>
+                <w:sz w:val="20"/>
+                <w:szCs w:val="20"/>
+              </w:rPr>
+              <w:t xml:space="preserve">2</w:t>
+            </w:r>
+          </w:p>
+        </w:tc>
+        <w:tc>
+          <w:tcPr>
+            <w:tcW w:type="dxa" w:w="3300"/>
+            <w:tcBorders>
+              <w:top w:val="single" w:color="B8C4D0" w:sz="4"/>
+              <w:left w:val="single" w:color="B8C4D0" w:sz="4"/>
+              <w:bottom w:val="single" w:color="B8C4D0" w:sz="4"/>
+              <w:right w:val="single" w:color="B8C4D0" w:sz="4"/>
+            </w:tcBorders>
+            <w:tcMar>
+              <w:top w:type="dxa" w:w="80"/>
+              <w:left w:type="dxa" w:w="100"/>
+              <w:bottom w:type="dxa" w:w="80"/>
+              <w:right w:type="dxa" w:w="100"/>
+            </w:tcMar>
+          </w:tcPr>
+          <w:p>
+            <w:r>
+              <w:rPr>
+                <w:b w:val="false"/>
+                <w:bCs w:val="false"/>
+                <w:sz w:val="20"/>
+                <w:szCs w:val="20"/>
+              </w:rPr>
+              <w:t xml:space="preserve">Ouvrez la file (menu « Contrôle Doc Import »).</w:t>
+            </w:r>
+          </w:p>
+        </w:tc>
+        <w:tc>
+          <w:tcPr>
+            <w:tcW w:type="dxa" w:w="2800"/>
+            <w:tcBorders>
+              <w:top w:val="single" w:color="B8C4D0" w:sz="4"/>
+              <w:left w:val="single" w:color="B8C4D0" w:sz="4"/>
+              <w:bottom w:val="single" w:color="B8C4D0" w:sz="4"/>
+              <w:right w:val="single" w:color="B8C4D0" w:sz="4"/>
+            </w:tcBorders>
+            <w:tcMar>
+              <w:top w:type="dxa" w:w="80"/>
+              <w:left w:type="dxa" w:w="100"/>
+              <w:bottom w:type="dxa" w:w="80"/>
+              <w:right w:type="dxa" w:w="100"/>
+            </w:tcMar>
+          </w:tcPr>
+          <w:p>
+            <w:r>
+              <w:rPr>
+                <w:b w:val="false"/>
+                <w:bCs w:val="false"/>
+                <w:sz w:val="20"/>
+                <w:szCs w:val="20"/>
+              </w:rPr>
+              <w:t xml:space="preserve">Sous chaque numéro de BL ou de booking, le nom du client s'affiche (et son profil s'il n'est pas « Normal »).</w:t>
+            </w:r>
+          </w:p>
+        </w:tc>
+        <w:tc>
+          <w:tcPr>
+            <w:tcW w:type="dxa" w:w="1800"/>
+            <w:tcBorders>
+              <w:top w:val="single" w:color="B8C4D0" w:sz="4"/>
+              <w:left w:val="single" w:color="B8C4D0" w:sz="4"/>
+              <w:bottom w:val="single" w:color="B8C4D0" w:sz="4"/>
+              <w:right w:val="single" w:color="B8C4D0" w:sz="4"/>
+            </w:tcBorders>
+            <w:tcMar>
+              <w:top w:type="dxa" w:w="80"/>
+              <w:left w:type="dxa" w:w="100"/>
+              <w:bottom w:type="dxa" w:w="80"/>
+              <w:right w:type="dxa" w:w="100"/>
+            </w:tcMar>
+          </w:tcPr>
+          <w:p>
+            <w:r>
+              <w:rPr>
+                <w:b w:val="false"/>
+                <w:bCs w:val="false"/>
+                <w:sz w:val="20"/>
+                <w:szCs w:val="20"/>
+              </w:rPr>
+              <w:t xml:space="preserve">☐ Ça marche</w:t>
+            </w:r>
+          </w:p>
+          <w:p>
+            <w:r>
+              <w:rPr>
+                <w:b w:val="false"/>
+                <w:bCs w:val="false"/>
+                <w:sz w:val="20"/>
+                <w:szCs w:val="20"/>
+              </w:rPr>
+              <w:t xml:space="preserve">☐ Ne marche pas</w:t>
+            </w:r>
+          </w:p>
+          <w:p>
+            <w:r>
+              <w:rPr>
+                <w:b w:val="false"/>
+                <w:bCs w:val="false"/>
+                <w:sz w:val="20"/>
+                <w:szCs w:val="20"/>
+              </w:rPr>
+              <w:t xml:space="preserve">☐ Pas compris</w:t>
+            </w:r>
+          </w:p>
+        </w:tc>
+        <w:tc>
+          <w:tcPr>
+            <w:tcW w:type="dxa" w:w="1526"/>
+            <w:tcBorders>
+              <w:top w:val="single" w:color="B8C4D0" w:sz="4"/>
+              <w:left w:val="single" w:color="B8C4D0" w:sz="4"/>
+              <w:bottom w:val="single" w:color="B8C4D0" w:sz="4"/>
+              <w:right w:val="single" w:color="B8C4D0" w:sz="4"/>
+            </w:tcBorders>
+            <w:tcMar>
+              <w:top w:type="dxa" w:w="80"/>
+              <w:left w:type="dxa" w:w="100"/>
+              <w:bottom w:type="dxa" w:w="80"/>
+              <w:right w:type="dxa" w:w="100"/>
+            </w:tcMar>
+          </w:tcPr>
+          <w:p>
+            <w:r>
+              <w:rPr>
+                <w:b w:val="false"/>
+                <w:bCs w:val="false"/>
+                <w:sz w:val="20"/>
+                <w:szCs w:val="20"/>
+              </w:rPr>
+              <w:t xml:space="preserve"/>
+            </w:r>
+          </w:p>
+        </w:tc>
+      </w:tr>
+      <w:tr>
+        <w:trPr>
+          <w:cantSplit/>
+        </w:trPr>
+        <w:tc>
+          <w:tcPr>
+            <w:tcW w:type="dxa" w:w="480"/>
+            <w:tcBorders>
+              <w:top w:val="single" w:color="B8C4D0" w:sz="4"/>
+              <w:left w:val="single" w:color="B8C4D0" w:sz="4"/>
+              <w:bottom w:val="single" w:color="B8C4D0" w:sz="4"/>
+              <w:right w:val="single" w:color="B8C4D0" w:sz="4"/>
+            </w:tcBorders>
+            <w:shd w:fill="EAF1F8" w:color="auto" w:val="clear"/>
+            <w:tcMar>
+              <w:top w:type="dxa" w:w="80"/>
+              <w:left w:type="dxa" w:w="100"/>
+              <w:bottom w:type="dxa" w:w="80"/>
+              <w:right w:type="dxa" w:w="100"/>
+            </w:tcMar>
+          </w:tcPr>
+          <w:p>
+            <w:r>
+              <w:rPr>
+                <w:b w:val="false"/>
+                <w:bCs w:val="false"/>
+                <w:sz w:val="20"/>
+                <w:szCs w:val="20"/>
+              </w:rPr>
+              <w:t xml:space="preserve">3</w:t>
+            </w:r>
+          </w:p>
+        </w:tc>
+        <w:tc>
+          <w:tcPr>
+            <w:tcW w:type="dxa" w:w="3300"/>
+            <w:tcBorders>
+              <w:top w:val="single" w:color="B8C4D0" w:sz="4"/>
+              <w:left w:val="single" w:color="B8C4D0" w:sz="4"/>
+              <w:bottom w:val="single" w:color="B8C4D0" w:sz="4"/>
+              <w:right w:val="single" w:color="B8C4D0" w:sz="4"/>
+            </w:tcBorders>
+            <w:tcMar>
+              <w:top w:type="dxa" w:w="80"/>
+              <w:left w:type="dxa" w:w="100"/>
+              <w:bottom w:type="dxa" w:w="80"/>
+              <w:right w:type="dxa" w:w="100"/>
+            </w:tcMar>
+          </w:tcPr>
+          <w:p>
+            <w:r>
+              <w:rPr>
+                <w:b w:val="false"/>
+                <w:bCs w:val="false"/>
+                <w:sz w:val="20"/>
+                <w:szCs w:val="20"/>
+              </w:rPr>
+              <w:t xml:space="preserve">Ouvrez la fiche d'un dossier.</w:t>
+            </w:r>
+          </w:p>
+        </w:tc>
+        <w:tc>
+          <w:tcPr>
+            <w:tcW w:type="dxa" w:w="2800"/>
+            <w:tcBorders>
+              <w:top w:val="single" w:color="B8C4D0" w:sz="4"/>
+              <w:left w:val="single" w:color="B8C4D0" w:sz="4"/>
+              <w:bottom w:val="single" w:color="B8C4D0" w:sz="4"/>
+              <w:right w:val="single" w:color="B8C4D0" w:sz="4"/>
+            </w:tcBorders>
+            <w:tcMar>
+              <w:top w:type="dxa" w:w="80"/>
+              <w:left w:type="dxa" w:w="100"/>
+              <w:bottom w:type="dxa" w:w="80"/>
+              <w:right w:type="dxa" w:w="100"/>
+            </w:tcMar>
+          </w:tcPr>
+          <w:p>
+            <w:r>
+              <w:rPr>
+                <w:b w:val="false"/>
+                <w:bCs w:val="false"/>
+                <w:sz w:val="20"/>
+                <w:szCs w:val="20"/>
+              </w:rPr>
+              <w:t xml:space="preserve">Le bouton « Instruire dans la file Contrôle Documentaire → » vous ramène à l'écran où valider ou compléter.</w:t>
+            </w:r>
+          </w:p>
+        </w:tc>
+        <w:tc>
+          <w:tcPr>
+            <w:tcW w:type="dxa" w:w="1800"/>
+            <w:tcBorders>
+              <w:top w:val="single" w:color="B8C4D0" w:sz="4"/>
+              <w:left w:val="single" w:color="B8C4D0" w:sz="4"/>
+              <w:bottom w:val="single" w:color="B8C4D0" w:sz="4"/>
+              <w:right w:val="single" w:color="B8C4D0" w:sz="4"/>
+            </w:tcBorders>
+            <w:tcMar>
+              <w:top w:type="dxa" w:w="80"/>
+              <w:left w:type="dxa" w:w="100"/>
+              <w:bottom w:type="dxa" w:w="80"/>
+              <w:right w:type="dxa" w:w="100"/>
+            </w:tcMar>
+          </w:tcPr>
+          <w:p>
+            <w:r>
+              <w:rPr>
+                <w:b w:val="false"/>
+                <w:bCs w:val="false"/>
+                <w:sz w:val="20"/>
+                <w:szCs w:val="20"/>
+              </w:rPr>
+              <w:t xml:space="preserve">☐ Ça marche</w:t>
+            </w:r>
+          </w:p>
+          <w:p>
+            <w:r>
+              <w:rPr>
+                <w:b w:val="false"/>
+                <w:bCs w:val="false"/>
+                <w:sz w:val="20"/>
+                <w:szCs w:val="20"/>
+              </w:rPr>
+              <w:t xml:space="preserve">☐ Ne marche pas</w:t>
+            </w:r>
+          </w:p>
+          <w:p>
+            <w:r>
+              <w:rPr>
+                <w:b w:val="false"/>
+                <w:bCs w:val="false"/>
+                <w:sz w:val="20"/>
+                <w:szCs w:val="20"/>
+              </w:rPr>
+              <w:t xml:space="preserve">☐ Pas compris</w:t>
+            </w:r>
+          </w:p>
+        </w:tc>
+        <w:tc>
+          <w:tcPr>
+            <w:tcW w:type="dxa" w:w="1526"/>
+            <w:tcBorders>
+              <w:top w:val="single" w:color="B8C4D0" w:sz="4"/>
+              <w:left w:val="single" w:color="B8C4D0" w:sz="4"/>
+              <w:bottom w:val="single" w:color="B8C4D0" w:sz="4"/>
+              <w:right w:val="single" w:color="B8C4D0" w:sz="4"/>
+            </w:tcBorders>
+            <w:tcMar>
+              <w:top w:type="dxa" w:w="80"/>
+              <w:left w:type="dxa" w:w="100"/>
+              <w:bottom w:type="dxa" w:w="80"/>
+              <w:right w:type="dxa" w:w="100"/>
+            </w:tcMar>
+          </w:tcPr>
+          <w:p>
+            <w:r>
+              <w:rPr>
+                <w:b w:val="false"/>
+                <w:bCs w:val="false"/>
+                <w:sz w:val="20"/>
+                <w:szCs w:val="20"/>
+              </w:rPr>
+              <w:t xml:space="preserve"/>
+            </w:r>
+          </w:p>
+        </w:tc>
+      </w:tr>
+    </w:tbl>
+    <w:p>
+      <w:pPr>
+        <w:spacing w:after="120"/>
+      </w:pPr>
+      <w:r>
+        <w:t xml:space="preserve"/>
+      </w:r>
+    </w:p>
+    <w:p>
+      <w:pPr>
+        <w:pStyle w:val="Heading1"/>
+      </w:pPr>
+      <w:r>
+        <w:t xml:space="preserve">Partie 6 — Confirmer avant de déposer</w:t>
+      </w:r>
+    </w:p>
+    <w:p>
+      <w:pPr>
+        <w:spacing w:after="120"/>
+        <w:rPr>
+          <w:i/>
+          <w:iCs/>
+        </w:rPr>
+      </w:pPr>
+      <w:r>
+        <w:rPr>
+          <w:i/>
+          <w:iCs/>
+        </w:rPr>
+        <w:t xml:space="preserve">Déposer le BS / BADT fait avancer le dossier sans retour possible : YABA vous demande de confirmer.</w:t>
+      </w:r>
+    </w:p>
+    <w:tbl>
+      <w:tblPr>
+        <w:tblW w:type="dxa" w:w="9906"/>
+        <w:tblBorders>
+          <w:top w:val="single" w:color="auto" w:sz="4"/>
+          <w:left w:val="single" w:color="auto" w:sz="4"/>
+          <w:bottom w:val="single" w:color="auto" w:sz="4"/>
+          <w:right w:val="single" w:color="auto" w:sz="4"/>
+          <w:insideH w:val="single" w:color="auto" w:sz="4"/>
+          <w:insideV w:val="single" w:color="auto" w:sz="4"/>
+        </w:tblBorders>
+      </w:tblPr>
+      <w:tblGrid>
+        <w:gridCol w:w="480"/>
+        <w:gridCol w:w="3300"/>
+        <w:gridCol w:w="2800"/>
+        <w:gridCol w:w="1800"/>
+        <w:gridCol w:w="1526"/>
+      </w:tblGrid>
+      <w:tr>
+        <w:trPr>
+          <w:tblHeader/>
+        </w:trPr>
+        <w:tc>
+          <w:tcPr>
+            <w:tcW w:type="dxa" w:w="480"/>
+            <w:tcBorders>
+              <w:top w:val="single" w:color="B8C4D0" w:sz="4"/>
+              <w:left w:val="single" w:color="B8C4D0" w:sz="4"/>
+              <w:bottom w:val="single" w:color="B8C4D0" w:sz="4"/>
+              <w:right w:val="single" w:color="B8C4D0" w:sz="4"/>
+            </w:tcBorders>
+            <w:shd w:fill="0B3D6E" w:color="auto" w:val="clear"/>
+            <w:tcMar>
+              <w:top w:type="dxa" w:w="80"/>
+              <w:left w:type="dxa" w:w="100"/>
+              <w:bottom w:type="dxa" w:w="80"/>
+              <w:right w:type="dxa" w:w="100"/>
+            </w:tcMar>
+          </w:tcPr>
+          <w:p>
+            <w:r>
+              <w:rPr>
+                <w:b/>
+                <w:bCs/>
+                <w:color w:val="FFFFFF"/>
+                <w:sz w:val="20"/>
+                <w:szCs w:val="20"/>
+              </w:rPr>
+              <w:t xml:space="preserve">N°</w:t>
+            </w:r>
+          </w:p>
+        </w:tc>
+        <w:tc>
+          <w:tcPr>
+            <w:tcW w:type="dxa" w:w="3300"/>
+            <w:tcBorders>
+              <w:top w:val="single" w:color="B8C4D0" w:sz="4"/>
+              <w:left w:val="single" w:color="B8C4D0" w:sz="4"/>
+              <w:bottom w:val="single" w:color="B8C4D0" w:sz="4"/>
+              <w:right w:val="single" w:color="B8C4D0" w:sz="4"/>
+            </w:tcBorders>
+            <w:shd w:fill="0B3D6E" w:color="auto" w:val="clear"/>
+            <w:tcMar>
+              <w:top w:type="dxa" w:w="80"/>
+              <w:left w:type="dxa" w:w="100"/>
+              <w:bottom w:type="dxa" w:w="80"/>
+              <w:right w:type="dxa" w:w="100"/>
+            </w:tcMar>
+          </w:tcPr>
+          <w:p>
+            <w:r>
+              <w:rPr>
+                <w:b/>
+                <w:bCs/>
+                <w:color w:val="FFFFFF"/>
+                <w:sz w:val="20"/>
+                <w:szCs w:val="20"/>
+              </w:rPr>
+              <w:t xml:space="preserve">Ce que vous faites</w:t>
+            </w:r>
+          </w:p>
+        </w:tc>
+        <w:tc>
+          <w:tcPr>
+            <w:tcW w:type="dxa" w:w="2800"/>
+            <w:tcBorders>
+              <w:top w:val="single" w:color="B8C4D0" w:sz="4"/>
+              <w:left w:val="single" w:color="B8C4D0" w:sz="4"/>
+              <w:bottom w:val="single" w:color="B8C4D0" w:sz="4"/>
+              <w:right w:val="single" w:color="B8C4D0" w:sz="4"/>
+            </w:tcBorders>
+            <w:shd w:fill="0B3D6E" w:color="auto" w:val="clear"/>
+            <w:tcMar>
+              <w:top w:type="dxa" w:w="80"/>
+              <w:left w:type="dxa" w:w="100"/>
+              <w:bottom w:type="dxa" w:w="80"/>
+              <w:right w:type="dxa" w:w="100"/>
+            </w:tcMar>
+          </w:tcPr>
+          <w:p>
+            <w:r>
+              <w:rPr>
+                <w:b/>
+                <w:bCs/>
+                <w:color w:val="FFFFFF"/>
+                <w:sz w:val="20"/>
+                <w:szCs w:val="20"/>
+              </w:rPr>
+              <w:t xml:space="preserve">Ce que vous devez voir</w:t>
+            </w:r>
+          </w:p>
+        </w:tc>
+        <w:tc>
+          <w:tcPr>
+            <w:tcW w:type="dxa" w:w="1800"/>
+            <w:tcBorders>
+              <w:top w:val="single" w:color="B8C4D0" w:sz="4"/>
+              <w:left w:val="single" w:color="B8C4D0" w:sz="4"/>
+              <w:bottom w:val="single" w:color="B8C4D0" w:sz="4"/>
+              <w:right w:val="single" w:color="B8C4D0" w:sz="4"/>
+            </w:tcBorders>
+            <w:shd w:fill="0B3D6E" w:color="auto" w:val="clear"/>
+            <w:tcMar>
+              <w:top w:type="dxa" w:w="80"/>
+              <w:left w:type="dxa" w:w="100"/>
+              <w:bottom w:type="dxa" w:w="80"/>
+              <w:right w:type="dxa" w:w="100"/>
+            </w:tcMar>
+          </w:tcPr>
+          <w:p>
+            <w:r>
+              <w:rPr>
+                <w:b/>
+                <w:bCs/>
+                <w:color w:val="FFFFFF"/>
+                <w:sz w:val="20"/>
+                <w:szCs w:val="20"/>
+              </w:rPr>
+              <w:t xml:space="preserve">Résultat</w:t>
+            </w:r>
+          </w:p>
+        </w:tc>
+        <w:tc>
+          <w:tcPr>
+            <w:tcW w:type="dxa" w:w="1526"/>
+            <w:tcBorders>
+              <w:top w:val="single" w:color="B8C4D0" w:sz="4"/>
+              <w:left w:val="single" w:color="B8C4D0" w:sz="4"/>
+              <w:bottom w:val="single" w:color="B8C4D0" w:sz="4"/>
+              <w:right w:val="single" w:color="B8C4D0" w:sz="4"/>
+            </w:tcBorders>
+            <w:shd w:fill="0B3D6E" w:color="auto" w:val="clear"/>
+            <w:tcMar>
+              <w:top w:type="dxa" w:w="80"/>
+              <w:left w:type="dxa" w:w="100"/>
+              <w:bottom w:type="dxa" w:w="80"/>
+              <w:right w:type="dxa" w:w="100"/>
+            </w:tcMar>
+          </w:tcPr>
+          <w:p>
+            <w:r>
+              <w:rPr>
+                <w:b/>
+                <w:bCs/>
+                <w:color w:val="FFFFFF"/>
+                <w:sz w:val="20"/>
+                <w:szCs w:val="20"/>
+              </w:rPr>
+              <w:t xml:space="preserve">Commentaire</w:t>
+            </w:r>
+          </w:p>
+        </w:tc>
+      </w:tr>
+      <w:tr>
+        <w:trPr>
+          <w:cantSplit/>
+        </w:trPr>
+        <w:tc>
+          <w:tcPr>
+            <w:tcW w:type="dxa" w:w="480"/>
+            <w:tcBorders>
+              <w:top w:val="single" w:color="B8C4D0" w:sz="4"/>
+              <w:left w:val="single" w:color="B8C4D0" w:sz="4"/>
+              <w:bottom w:val="single" w:color="B8C4D0" w:sz="4"/>
+              <w:right w:val="single" w:color="B8C4D0" w:sz="4"/>
+            </w:tcBorders>
+            <w:shd w:fill="EAF1F8" w:color="auto" w:val="clear"/>
+            <w:tcMar>
+              <w:top w:type="dxa" w:w="80"/>
+              <w:left w:type="dxa" w:w="100"/>
+              <w:bottom w:type="dxa" w:w="80"/>
+              <w:right w:type="dxa" w:w="100"/>
+            </w:tcMar>
+          </w:tcPr>
+          <w:p>
+            <w:r>
+              <w:rPr>
+                <w:b w:val="false"/>
+                <w:bCs w:val="false"/>
+                <w:sz w:val="20"/>
+                <w:szCs w:val="20"/>
+              </w:rPr>
+              <w:t xml:space="preserve">1</w:t>
+            </w:r>
+          </w:p>
+        </w:tc>
+        <w:tc>
+          <w:tcPr>
+            <w:tcW w:type="dxa" w:w="3300"/>
+            <w:tcBorders>
+              <w:top w:val="single" w:color="B8C4D0" w:sz="4"/>
+              <w:left w:val="single" w:color="B8C4D0" w:sz="4"/>
+              <w:bottom w:val="single" w:color="B8C4D0" w:sz="4"/>
+              <w:right w:val="single" w:color="B8C4D0" w:sz="4"/>
+            </w:tcBorders>
+            <w:tcMar>
+              <w:top w:type="dxa" w:w="80"/>
+              <w:left w:type="dxa" w:w="100"/>
+              <w:bottom w:type="dxa" w:w="80"/>
+              <w:right w:type="dxa" w:w="100"/>
+            </w:tcMar>
+          </w:tcPr>
+          <w:p>
+            <w:r>
+              <w:rPr>
+                <w:b w:val="false"/>
+                <w:bCs w:val="false"/>
+                <w:sz w:val="20"/>
+                <w:szCs w:val="20"/>
+              </w:rPr>
+              <w:t xml:space="preserve">Sur la ligne du dossier, choisissez le fichier.</w:t>
+            </w:r>
+          </w:p>
+        </w:tc>
+        <w:tc>
+          <w:tcPr>
+            <w:tcW w:type="dxa" w:w="2800"/>
+            <w:tcBorders>
+              <w:top w:val="single" w:color="B8C4D0" w:sz="4"/>
+              <w:left w:val="single" w:color="B8C4D0" w:sz="4"/>
+              <w:bottom w:val="single" w:color="B8C4D0" w:sz="4"/>
+              <w:right w:val="single" w:color="B8C4D0" w:sz="4"/>
+            </w:tcBorders>
+            <w:tcMar>
+              <w:top w:type="dxa" w:w="80"/>
+              <w:left w:type="dxa" w:w="100"/>
+              <w:bottom w:type="dxa" w:w="80"/>
+              <w:right w:type="dxa" w:w="100"/>
+            </w:tcMar>
+          </w:tcPr>
+          <w:p>
+            <w:r>
+              <w:rPr>
+                <w:b w:val="false"/>
+                <w:bCs w:val="false"/>
+                <w:sz w:val="20"/>
+                <w:szCs w:val="20"/>
+              </w:rPr>
+              <w:t xml:space="preserve">La fenêtre « Confirmer le dépôt » rappelle le dossier, sa référence et le nom du fichier.</w:t>
+            </w:r>
+          </w:p>
+        </w:tc>
+        <w:tc>
+          <w:tcPr>
+            <w:tcW w:type="dxa" w:w="1800"/>
+            <w:tcBorders>
+              <w:top w:val="single" w:color="B8C4D0" w:sz="4"/>
+              <w:left w:val="single" w:color="B8C4D0" w:sz="4"/>
+              <w:bottom w:val="single" w:color="B8C4D0" w:sz="4"/>
+              <w:right w:val="single" w:color="B8C4D0" w:sz="4"/>
+            </w:tcBorders>
+            <w:tcMar>
+              <w:top w:type="dxa" w:w="80"/>
+              <w:left w:type="dxa" w:w="100"/>
+              <w:bottom w:type="dxa" w:w="80"/>
+              <w:right w:type="dxa" w:w="100"/>
+            </w:tcMar>
+          </w:tcPr>
+          <w:p>
+            <w:r>
+              <w:rPr>
+                <w:b w:val="false"/>
+                <w:bCs w:val="false"/>
+                <w:sz w:val="20"/>
+                <w:szCs w:val="20"/>
+              </w:rPr>
+              <w:t xml:space="preserve">☐ Ça marche</w:t>
+            </w:r>
+          </w:p>
+          <w:p>
+            <w:r>
+              <w:rPr>
+                <w:b w:val="false"/>
+                <w:bCs w:val="false"/>
+                <w:sz w:val="20"/>
+                <w:szCs w:val="20"/>
+              </w:rPr>
+              <w:t xml:space="preserve">☐ Ne marche pas</w:t>
+            </w:r>
+          </w:p>
+          <w:p>
+            <w:r>
+              <w:rPr>
+                <w:b w:val="false"/>
+                <w:bCs w:val="false"/>
+                <w:sz w:val="20"/>
+                <w:szCs w:val="20"/>
+              </w:rPr>
+              <w:t xml:space="preserve">☐ Pas compris</w:t>
+            </w:r>
+          </w:p>
+        </w:tc>
+        <w:tc>
+          <w:tcPr>
+            <w:tcW w:type="dxa" w:w="1526"/>
+            <w:tcBorders>
+              <w:top w:val="single" w:color="B8C4D0" w:sz="4"/>
+              <w:left w:val="single" w:color="B8C4D0" w:sz="4"/>
+              <w:bottom w:val="single" w:color="B8C4D0" w:sz="4"/>
+              <w:right w:val="single" w:color="B8C4D0" w:sz="4"/>
+            </w:tcBorders>
+            <w:tcMar>
+              <w:top w:type="dxa" w:w="80"/>
+              <w:left w:type="dxa" w:w="100"/>
+              <w:bottom w:type="dxa" w:w="80"/>
+              <w:right w:type="dxa" w:w="100"/>
+            </w:tcMar>
+          </w:tcPr>
+          <w:p>
+            <w:r>
+              <w:rPr>
+                <w:b w:val="false"/>
+                <w:bCs w:val="false"/>
+                <w:sz w:val="20"/>
+                <w:szCs w:val="20"/>
+              </w:rPr>
+              <w:t xml:space="preserve"/>
+            </w:r>
+          </w:p>
+        </w:tc>
+      </w:tr>
+      <w:tr>
+        <w:trPr>
+          <w:cantSplit/>
+        </w:trPr>
+        <w:tc>
+          <w:tcPr>
+            <w:tcW w:type="dxa" w:w="480"/>
+            <w:tcBorders>
+              <w:top w:val="single" w:color="B8C4D0" w:sz="4"/>
+              <w:left w:val="single" w:color="B8C4D0" w:sz="4"/>
+              <w:bottom w:val="single" w:color="B8C4D0" w:sz="4"/>
+              <w:right w:val="single" w:color="B8C4D0" w:sz="4"/>
+            </w:tcBorders>
+            <w:shd w:fill="EAF1F8" w:color="auto" w:val="clear"/>
+            <w:tcMar>
+              <w:top w:type="dxa" w:w="80"/>
+              <w:left w:type="dxa" w:w="100"/>
+              <w:bottom w:type="dxa" w:w="80"/>
+              <w:right w:type="dxa" w:w="100"/>
+            </w:tcMar>
+          </w:tcPr>
+          <w:p>
+            <w:r>
+              <w:rPr>
+                <w:b w:val="false"/>
+                <w:bCs w:val="false"/>
+                <w:sz w:val="20"/>
+                <w:szCs w:val="20"/>
+              </w:rPr>
+              <w:t xml:space="preserve">2</w:t>
+            </w:r>
+          </w:p>
+        </w:tc>
+        <w:tc>
+          <w:tcPr>
+            <w:tcW w:type="dxa" w:w="3300"/>
+            <w:tcBorders>
+              <w:top w:val="single" w:color="B8C4D0" w:sz="4"/>
+              <w:left w:val="single" w:color="B8C4D0" w:sz="4"/>
+              <w:bottom w:val="single" w:color="B8C4D0" w:sz="4"/>
+              <w:right w:val="single" w:color="B8C4D0" w:sz="4"/>
+            </w:tcBorders>
+            <w:tcMar>
+              <w:top w:type="dxa" w:w="80"/>
+              <w:left w:type="dxa" w:w="100"/>
+              <w:bottom w:type="dxa" w:w="80"/>
+              <w:right w:type="dxa" w:w="100"/>
+            </w:tcMar>
+          </w:tcPr>
+          <w:p>
+            <w:r>
+              <w:rPr>
+                <w:b w:val="false"/>
+                <w:bCs w:val="false"/>
+                <w:sz w:val="20"/>
+                <w:szCs w:val="20"/>
+              </w:rPr>
+              <w:t xml:space="preserve">Cliquez sur « Annuler ».</w:t>
+            </w:r>
+          </w:p>
+        </w:tc>
+        <w:tc>
+          <w:tcPr>
+            <w:tcW w:type="dxa" w:w="2800"/>
+            <w:tcBorders>
+              <w:top w:val="single" w:color="B8C4D0" w:sz="4"/>
+              <w:left w:val="single" w:color="B8C4D0" w:sz="4"/>
+              <w:bottom w:val="single" w:color="B8C4D0" w:sz="4"/>
+              <w:right w:val="single" w:color="B8C4D0" w:sz="4"/>
+            </w:tcBorders>
+            <w:tcMar>
+              <w:top w:type="dxa" w:w="80"/>
+              <w:left w:type="dxa" w:w="100"/>
+              <w:bottom w:type="dxa" w:w="80"/>
+              <w:right w:type="dxa" w:w="100"/>
+            </w:tcMar>
+          </w:tcPr>
+          <w:p>
+            <w:r>
+              <w:rPr>
+                <w:b w:val="false"/>
+                <w:bCs w:val="false"/>
+                <w:sz w:val="20"/>
+                <w:szCs w:val="20"/>
+              </w:rPr>
+              <w:t xml:space="preserve">Rien n'est déposé : le dossier reste dans la file.</w:t>
+            </w:r>
+          </w:p>
+        </w:tc>
+        <w:tc>
+          <w:tcPr>
+            <w:tcW w:type="dxa" w:w="1800"/>
+            <w:tcBorders>
+              <w:top w:val="single" w:color="B8C4D0" w:sz="4"/>
+              <w:left w:val="single" w:color="B8C4D0" w:sz="4"/>
+              <w:bottom w:val="single" w:color="B8C4D0" w:sz="4"/>
+              <w:right w:val="single" w:color="B8C4D0" w:sz="4"/>
+            </w:tcBorders>
+            <w:tcMar>
+              <w:top w:type="dxa" w:w="80"/>
+              <w:left w:type="dxa" w:w="100"/>
+              <w:bottom w:type="dxa" w:w="80"/>
+              <w:right w:type="dxa" w:w="100"/>
+            </w:tcMar>
+          </w:tcPr>
+          <w:p>
+            <w:r>
+              <w:rPr>
+                <w:b w:val="false"/>
+                <w:bCs w:val="false"/>
+                <w:sz w:val="20"/>
+                <w:szCs w:val="20"/>
+              </w:rPr>
+              <w:t xml:space="preserve">☐ Ça marche</w:t>
+            </w:r>
+          </w:p>
+          <w:p>
+            <w:r>
+              <w:rPr>
+                <w:b w:val="false"/>
+                <w:bCs w:val="false"/>
+                <w:sz w:val="20"/>
+                <w:szCs w:val="20"/>
+              </w:rPr>
+              <w:t xml:space="preserve">☐ Ne marche pas</w:t>
+            </w:r>
+          </w:p>
+          <w:p>
+            <w:r>
+              <w:rPr>
+                <w:b w:val="false"/>
+                <w:bCs w:val="false"/>
+                <w:sz w:val="20"/>
+                <w:szCs w:val="20"/>
+              </w:rPr>
+              <w:t xml:space="preserve">☐ Pas compris</w:t>
+            </w:r>
+          </w:p>
+        </w:tc>
+        <w:tc>
+          <w:tcPr>
+            <w:tcW w:type="dxa" w:w="1526"/>
+            <w:tcBorders>
+              <w:top w:val="single" w:color="B8C4D0" w:sz="4"/>
+              <w:left w:val="single" w:color="B8C4D0" w:sz="4"/>
+              <w:bottom w:val="single" w:color="B8C4D0" w:sz="4"/>
+              <w:right w:val="single" w:color="B8C4D0" w:sz="4"/>
+            </w:tcBorders>
+            <w:tcMar>
+              <w:top w:type="dxa" w:w="80"/>
+              <w:left w:type="dxa" w:w="100"/>
+              <w:bottom w:type="dxa" w:w="80"/>
+              <w:right w:type="dxa" w:w="100"/>
+            </w:tcMar>
+          </w:tcPr>
+          <w:p>
+            <w:r>
+              <w:rPr>
+                <w:b w:val="false"/>
+                <w:bCs w:val="false"/>
+                <w:sz w:val="20"/>
+                <w:szCs w:val="20"/>
+              </w:rPr>
+              <w:t xml:space="preserve"/>
+            </w:r>
+          </w:p>
+        </w:tc>
+      </w:tr>
+      <w:tr>
+        <w:trPr>
+          <w:cantSplit/>
+        </w:trPr>
+        <w:tc>
+          <w:tcPr>
+            <w:tcW w:type="dxa" w:w="480"/>
+            <w:tcBorders>
+              <w:top w:val="single" w:color="B8C4D0" w:sz="4"/>
+              <w:left w:val="single" w:color="B8C4D0" w:sz="4"/>
+              <w:bottom w:val="single" w:color="B8C4D0" w:sz="4"/>
+              <w:right w:val="single" w:color="B8C4D0" w:sz="4"/>
+            </w:tcBorders>
+            <w:shd w:fill="EAF1F8" w:color="auto" w:val="clear"/>
+            <w:tcMar>
+              <w:top w:type="dxa" w:w="80"/>
+              <w:left w:type="dxa" w:w="100"/>
+              <w:bottom w:type="dxa" w:w="80"/>
+              <w:right w:type="dxa" w:w="100"/>
+            </w:tcMar>
+          </w:tcPr>
+          <w:p>
+            <w:r>
+              <w:rPr>
+                <w:b w:val="false"/>
+                <w:bCs w:val="false"/>
+                <w:sz w:val="20"/>
+                <w:szCs w:val="20"/>
+              </w:rPr>
+              <w:t xml:space="preserve">3</w:t>
+            </w:r>
+          </w:p>
+        </w:tc>
+        <w:tc>
+          <w:tcPr>
+            <w:tcW w:type="dxa" w:w="3300"/>
+            <w:tcBorders>
+              <w:top w:val="single" w:color="B8C4D0" w:sz="4"/>
+              <w:left w:val="single" w:color="B8C4D0" w:sz="4"/>
+              <w:bottom w:val="single" w:color="B8C4D0" w:sz="4"/>
+              <w:right w:val="single" w:color="B8C4D0" w:sz="4"/>
+            </w:tcBorders>
+            <w:tcMar>
+              <w:top w:type="dxa" w:w="80"/>
+              <w:left w:type="dxa" w:w="100"/>
+              <w:bottom w:type="dxa" w:w="80"/>
+              <w:right w:type="dxa" w:w="100"/>
+            </w:tcMar>
+          </w:tcPr>
+          <w:p>
+            <w:r>
+              <w:rPr>
+                <w:b w:val="false"/>
+                <w:bCs w:val="false"/>
+                <w:sz w:val="20"/>
+                <w:szCs w:val="20"/>
+              </w:rPr>
+              <w:t xml:space="preserve">Recommencez et cliquez sur « Déposer et valider ».</w:t>
+            </w:r>
+          </w:p>
+        </w:tc>
+        <w:tc>
+          <w:tcPr>
+            <w:tcW w:type="dxa" w:w="2800"/>
+            <w:tcBorders>
+              <w:top w:val="single" w:color="B8C4D0" w:sz="4"/>
+              <w:left w:val="single" w:color="B8C4D0" w:sz="4"/>
+              <w:bottom w:val="single" w:color="B8C4D0" w:sz="4"/>
+              <w:right w:val="single" w:color="B8C4D0" w:sz="4"/>
+            </w:tcBorders>
+            <w:tcMar>
+              <w:top w:type="dxa" w:w="80"/>
+              <w:left w:type="dxa" w:w="100"/>
+              <w:bottom w:type="dxa" w:w="80"/>
+              <w:right w:type="dxa" w:w="100"/>
+            </w:tcMar>
+          </w:tcPr>
+          <w:p>
+            <w:r>
+              <w:rPr>
+                <w:b w:val="false"/>
+                <w:bCs w:val="false"/>
+                <w:sz w:val="20"/>
+                <w:szCs w:val="20"/>
+              </w:rPr>
+              <w:t xml:space="preserve">Le dossier passe à l'étape suivante.</w:t>
+            </w:r>
+          </w:p>
+        </w:tc>
+        <w:tc>
+          <w:tcPr>
+            <w:tcW w:type="dxa" w:w="1800"/>
+            <w:tcBorders>
+              <w:top w:val="single" w:color="B8C4D0" w:sz="4"/>
+              <w:left w:val="single" w:color="B8C4D0" w:sz="4"/>
+              <w:bottom w:val="single" w:color="B8C4D0" w:sz="4"/>
+              <w:right w:val="single" w:color="B8C4D0" w:sz="4"/>
+            </w:tcBorders>
+            <w:tcMar>
+              <w:top w:type="dxa" w:w="80"/>
+              <w:left w:type="dxa" w:w="100"/>
+              <w:bottom w:type="dxa" w:w="80"/>
+              <w:right w:type="dxa" w:w="100"/>
+            </w:tcMar>
+          </w:tcPr>
+          <w:p>
+            <w:r>
+              <w:rPr>
+                <w:b w:val="false"/>
+                <w:bCs w:val="false"/>
+                <w:sz w:val="20"/>
+                <w:szCs w:val="20"/>
+              </w:rPr>
+              <w:t xml:space="preserve">☐ Ça marche</w:t>
+            </w:r>
+          </w:p>
+          <w:p>
+            <w:r>
+              <w:rPr>
+                <w:b w:val="false"/>
+                <w:bCs w:val="false"/>
+                <w:sz w:val="20"/>
+                <w:szCs w:val="20"/>
+              </w:rPr>
+              <w:t xml:space="preserve">☐ Ne marche pas</w:t>
+            </w:r>
+          </w:p>
+          <w:p>
+            <w:r>
+              <w:rPr>
+                <w:b w:val="false"/>
+                <w:bCs w:val="false"/>
+                <w:sz w:val="20"/>
+                <w:szCs w:val="20"/>
+              </w:rPr>
+              <w:t xml:space="preserve">☐ Pas compris</w:t>
+            </w:r>
+          </w:p>
+        </w:tc>
+        <w:tc>
+          <w:tcPr>
+            <w:tcW w:type="dxa" w:w="1526"/>
+            <w:tcBorders>
+              <w:top w:val="single" w:color="B8C4D0" w:sz="4"/>
+              <w:left w:val="single" w:color="B8C4D0" w:sz="4"/>
+              <w:bottom w:val="single" w:color="B8C4D0" w:sz="4"/>
+              <w:right w:val="single" w:color="B8C4D0" w:sz="4"/>
+            </w:tcBorders>
+            <w:tcMar>
+              <w:top w:type="dxa" w:w="80"/>
+              <w:left w:type="dxa" w:w="100"/>
+              <w:bottom w:type="dxa" w:w="80"/>
+              <w:right w:type="dxa" w:w="100"/>
+            </w:tcMar>
+          </w:tcPr>
+          <w:p>
+            <w:r>
+              <w:rPr>
+                <w:b w:val="false"/>
+                <w:bCs w:val="false"/>
+                <w:sz w:val="20"/>
+                <w:szCs w:val="20"/>
+              </w:rPr>
+              <w:t xml:space="preserve"/>
+            </w:r>
+          </w:p>
+        </w:tc>
+      </w:tr>
+    </w:tbl>
+    <w:p>
+      <w:pPr>
+        <w:spacing w:after="120"/>
+      </w:pPr>
+      <w:r>
+        <w:t xml:space="preserve"/>
+      </w:r>
+    </w:p>
+    <w:p>
+      <w:pPr>
+        <w:pStyle w:val="Heading1"/>
+      </w:pPr>
+      <w:r>
+        <w:t xml:space="preserve">Partie 7 — Terminer</w:t>
       </w:r>
     </w:p>
     <w:p>

--- a/docs/recette/guides-utilisateurs/Guide-de-test-Agent-Controle-documentaire.docx
+++ b/docs/recette/guides-utilisateurs/Guide-de-test-Agent-Controle-documentaire.docx
@@ -57,7 +57,7 @@
           <w:sz w:val="22"/>
           <w:szCs w:val="22"/>
         </w:rPr>
-        <w:t xml:space="preserve">Version 1.3 — 04/10/2026</w:t>
+        <w:t xml:space="preserve">Version 1.4 — 05/10/2026</w:t>
       </w:r>
     </w:p>
     <w:tbl>
